--- a/files/БДЗ/Нейронные сети - ДЗ 2026.docx
+++ b/files/БДЗ/Нейронные сети - ДЗ 2026.docx
@@ -1,6 +1,6 @@
 
 <file path=word/document.xml><?xml version="1.0" encoding="utf-8"?>
-<w:document xmlns:ve="http://schemas.openxmlformats.org/markup-compatibility/2006" xmlns:o="urn:schemas-microsoft-com:office:office" xmlns:r="http://schemas.openxmlformats.org/officeDocument/2006/relationships" xmlns:m="http://schemas.openxmlformats.org/officeDocument/2006/math" xmlns:v="urn:schemas-microsoft-com:vml" xmlns:wp="http://schemas.openxmlformats.org/drawingml/2006/wordprocessingDrawing" xmlns:w10="urn:schemas-microsoft-com:office:word" xmlns:w="http://schemas.openxmlformats.org/wordprocessingml/2006/main" xmlns:wne="http://schemas.microsoft.com/office/word/2006/wordml">
+<w:document xmlns:wpc="http://schemas.microsoft.com/office/word/2010/wordprocessingCanvas" xmlns:cx="http://schemas.microsoft.com/office/drawing/2014/chartex" xmlns:cx1="http://schemas.microsoft.com/office/drawing/2015/9/8/chartex" xmlns:cx2="http://schemas.microsoft.com/office/drawing/2015/10/21/chartex" xmlns:cx3="http://schemas.microsoft.com/office/drawing/2016/5/9/chartex" xmlns:cx4="http://schemas.microsoft.com/office/drawing/2016/5/10/chartex" xmlns:cx5="http://schemas.microsoft.com/office/drawing/2016/5/11/chartex" xmlns:cx6="http://schemas.microsoft.com/office/drawing/2016/5/12/chartex" xmlns:cx7="http://schemas.microsoft.com/office/drawing/2016/5/13/chartex" xmlns:cx8="http://schemas.microsoft.com/office/drawing/2016/5/14/chartex" xmlns:mc="http://schemas.openxmlformats.org/markup-compatibility/2006" xmlns:aink="http://schemas.microsoft.com/office/drawing/2016/ink" xmlns:am3d="http://schemas.microsoft.com/office/drawing/2017/model3d" xmlns:o="urn:schemas-microsoft-com:office:office" xmlns:oel="http://schemas.microsoft.com/office/2019/extlst" xmlns:r="http://schemas.openxmlformats.org/officeDocument/2006/relationships" xmlns:m="http://schemas.openxmlformats.org/officeDocument/2006/math" xmlns:v="urn:schemas-microsoft-com:vml" xmlns:wp14="http://schemas.microsoft.com/office/word/2010/wordprocessingDrawing" xmlns:wp="http://schemas.openxmlformats.org/drawingml/2006/wordprocessingDrawing" xmlns:w10="urn:schemas-microsoft-com:office:word" xmlns:w="http://schemas.openxmlformats.org/wordprocessingml/2006/main" xmlns:w14="http://schemas.microsoft.com/office/word/2010/wordml" xmlns:w15="http://schemas.microsoft.com/office/word/2012/wordml" xmlns:w16cex="http://schemas.microsoft.com/office/word/2018/wordml/cex" xmlns:w16cid="http://schemas.microsoft.com/office/word/2016/wordml/cid" xmlns:w16="http://schemas.microsoft.com/office/word/2018/wordml" xmlns:w16du="http://schemas.microsoft.com/office/word/2023/wordml/word16du" xmlns:w16sdtdh="http://schemas.microsoft.com/office/word/2020/wordml/sdtdatahash" xmlns:w16sdtfl="http://schemas.microsoft.com/office/word/2024/wordml/sdtformatlock" xmlns:w16se="http://schemas.microsoft.com/office/word/2015/wordml/symex" xmlns:wpg="http://schemas.microsoft.com/office/word/2010/wordprocessingGroup" xmlns:wpi="http://schemas.microsoft.com/office/word/2010/wordprocessingInk" xmlns:wne="http://schemas.microsoft.com/office/word/2006/wordml" xmlns:wps="http://schemas.microsoft.com/office/word/2010/wordprocessingShape" mc:Ignorable="w14 w15 w16se w16cid w16 w16cex w16sdtdh w16sdtfl w16du wp14">
   <w:body>
     <w:p>
       <w:pPr>
@@ -67,7 +67,7 @@
     </w:p>
     <w:p>
       <w:pPr>
-        <w:pStyle w:val="1"/>
+        <w:pStyle w:val="Heading1"/>
         <w:framePr w:w="2016" w:h="1073" w:hSpace="180" w:wrap="auto" w:vAnchor="text" w:hAnchor="page" w:x="1162" w:y="35"/>
       </w:pPr>
       <w:r>
@@ -76,7 +76,7 @@
           <w:sz w:val="20"/>
         </w:rPr>
         <w:drawing>
-          <wp:inline distT="0" distB="0" distL="0" distR="0">
+          <wp:inline distT="0" distB="0" distL="0" distR="0" wp14:anchorId="135E1B4E" wp14:editId="1C4A2C4C">
             <wp:extent cx="1276350" cy="685800"/>
             <wp:effectExtent l="19050" t="0" r="0" b="0"/>
             <wp:docPr id="1" name="Рисунок 1"/>
@@ -219,7 +219,7 @@
     </w:p>
     <w:p>
       <w:pPr>
-        <w:pStyle w:val="3"/>
+        <w:pStyle w:val="Heading3"/>
       </w:pPr>
       <w:r>
         <w:t>БДЗ</w:t>
@@ -260,49 +260,65 @@
           <w:bCs/>
           <w:sz w:val="36"/>
         </w:rPr>
-        <w:t>студента группы _______</w:t>
-      </w:r>
-    </w:p>
-    <w:p>
-      <w:pPr>
-        <w:spacing w:line="360" w:lineRule="auto"/>
-        <w:jc w:val="center"/>
+        <w:t xml:space="preserve">студента группы </w:t>
+      </w:r>
+      <w:r>
         <w:rPr>
           <w:b/>
           <w:bCs/>
           <w:sz w:val="36"/>
         </w:rPr>
-      </w:pPr>
-      <w:r>
+        <w:t>Б23-215</w:t>
+      </w:r>
+    </w:p>
+    <w:p>
+      <w:pPr>
+        <w:spacing w:line="360" w:lineRule="auto"/>
+        <w:jc w:val="center"/>
         <w:rPr>
           <w:b/>
           <w:bCs/>
           <w:sz w:val="36"/>
         </w:rPr>
-        <w:t>________________________________________________</w:t>
-      </w:r>
-    </w:p>
-    <w:p>
-      <w:pPr>
-        <w:spacing w:line="360" w:lineRule="auto"/>
+      </w:pPr>
+      <w:r>
         <w:rPr>
           <w:b/>
           <w:bCs/>
-        </w:rPr>
-      </w:pPr>
-    </w:p>
-    <w:p>
-      <w:pPr>
-        <w:pStyle w:val="4"/>
-        <w:rPr>
           <w:sz w:val="36"/>
         </w:rPr>
-      </w:pPr>
-      <w:r>
+        <w:t>Донецкова Андрея</w:t>
+      </w:r>
+    </w:p>
+    <w:p>
+      <w:pPr>
+        <w:spacing w:line="360" w:lineRule="auto"/>
+        <w:rPr>
+          <w:b/>
+          <w:bCs/>
+        </w:rPr>
+      </w:pPr>
+    </w:p>
+    <w:p>
+      <w:pPr>
+        <w:pStyle w:val="Heading4"/>
         <w:rPr>
           <w:sz w:val="36"/>
-        </w:rPr>
-        <w:t>Вариант № _______</w:t>
+          <w:lang w:val="en-US"/>
+        </w:rPr>
+      </w:pPr>
+      <w:r>
+        <w:rPr>
+          <w:sz w:val="36"/>
+        </w:rPr>
+        <w:t xml:space="preserve">Вариант № </w:t>
+      </w:r>
+      <w:r>
+        <w:rPr>
+          <w:sz w:val="36"/>
+          <w:lang w:val="en-US"/>
+        </w:rPr>
+        <w:t>9</w:t>
       </w:r>
     </w:p>
     <w:p>
@@ -396,7 +412,7 @@
     </w:p>
     <w:p>
       <w:pPr>
-        <w:pStyle w:val="5"/>
+        <w:pStyle w:val="Heading5"/>
       </w:pPr>
       <w:r>
         <w:t>Подпись: ________________</w:t>
@@ -434,7 +450,7 @@
     </w:p>
     <w:p>
       <w:pPr>
-        <w:pStyle w:val="2"/>
+        <w:pStyle w:val="BodyText2"/>
         <w:rPr>
           <w:sz w:val="36"/>
         </w:rPr>
@@ -466,7 +482,7 @@
     </w:p>
     <w:p>
       <w:pPr>
-        <w:pStyle w:val="2"/>
+        <w:pStyle w:val="BodyText2"/>
       </w:pPr>
       <w:r>
         <w:br w:type="page"/>
@@ -478,7 +494,7 @@
     </w:p>
     <w:p>
       <w:pPr>
-        <w:pStyle w:val="2"/>
+        <w:pStyle w:val="BodyText2"/>
       </w:pPr>
       <w:r>
         <w:t>по теме «Многослойные нейронные сети»</w:t>
@@ -486,57 +502,63 @@
     </w:p>
     <w:p>
       <w:pPr>
-        <w:pStyle w:val="2"/>
-      </w:pPr>
-      <w:r>
-        <w:t>Вариант №________</w:t>
-      </w:r>
-    </w:p>
-    <w:p>
-      <w:pPr>
-        <w:pStyle w:val="2"/>
+        <w:pStyle w:val="BodyText2"/>
+      </w:pPr>
+      <w:r>
+        <w:t>Вариант №</w:t>
+      </w:r>
+      <w:r>
+        <w:t xml:space="preserve"> 9</w:t>
+      </w:r>
+    </w:p>
+    <w:p>
+      <w:pPr>
+        <w:pStyle w:val="BodyText2"/>
         <w:jc w:val="left"/>
       </w:pPr>
       <w:r>
-        <w:t xml:space="preserve">ФИО студента __________________________________________   </w:t>
+        <w:t xml:space="preserve">ФИО студента </w:t>
+      </w:r>
+      <w:r>
+        <w:t>Донецков Андрей Дмитриевич</w:t>
+      </w:r>
+      <w:r>
+        <w:tab/>
       </w:r>
       <w:r>
         <w:t>Г</w:t>
       </w:r>
       <w:r>
-        <w:t>руппа _______</w:t>
+        <w:t xml:space="preserve">руппа </w:t>
+      </w:r>
+      <w:r>
+        <w:t>Б23-215</w:t>
+      </w:r>
+    </w:p>
+    <w:p>
+      <w:pPr>
+        <w:pStyle w:val="BodyText2"/>
+        <w:jc w:val="left"/>
+      </w:pPr>
+      <w:r>
+        <w:t>Оценка: _________________________________ Подпись:___________________</w:t>
       </w:r>
       <w:r>
         <w:t>____</w:t>
       </w:r>
       <w:r>
-        <w:t xml:space="preserve">_ </w:t>
-      </w:r>
-    </w:p>
-    <w:p>
-      <w:pPr>
-        <w:pStyle w:val="2"/>
+        <w:t>___</w:t>
+      </w:r>
+    </w:p>
+    <w:p>
+      <w:pPr>
+        <w:pStyle w:val="BodyText2"/>
         <w:jc w:val="left"/>
       </w:pPr>
-      <w:r>
-        <w:t>Оценка: _________________________________ Подпись:___________________</w:t>
-      </w:r>
-      <w:r>
-        <w:t>____</w:t>
-      </w:r>
-      <w:r>
-        <w:t>___</w:t>
-      </w:r>
-    </w:p>
-    <w:p>
-      <w:pPr>
-        <w:pStyle w:val="2"/>
-        <w:jc w:val="left"/>
-      </w:pPr>
-    </w:p>
-    <w:p>
-      <w:pPr>
-        <w:pStyle w:val="2"/>
+    </w:p>
+    <w:p>
+      <w:pPr>
+        <w:pStyle w:val="BodyText2"/>
         <w:jc w:val="left"/>
       </w:pPr>
       <w:r>
@@ -557,7 +579,7 @@
           <w:insideH w:val="single" w:sz="4" w:space="0" w:color="auto"/>
           <w:insideV w:val="single" w:sz="4" w:space="0" w:color="auto"/>
         </w:tblBorders>
-        <w:tblLook w:val="01E0"/>
+        <w:tblLook w:val="01E0" w:firstRow="1" w:lastRow="1" w:firstColumn="1" w:lastColumn="1" w:noHBand="0" w:noVBand="0"/>
       </w:tblPr>
       <w:tblGrid>
         <w:gridCol w:w="2093"/>
@@ -690,6 +712,9 @@
             <w:pPr>
               <w:spacing w:before="120" w:after="120"/>
               <w:jc w:val="center"/>
+              <w:rPr>
+                <w:lang w:val="en-US"/>
+              </w:rPr>
             </w:pPr>
           </w:p>
         </w:tc>
@@ -1525,13 +1550,13 @@
     </w:tbl>
     <w:p>
       <w:pPr>
-        <w:pStyle w:val="2"/>
+        <w:pStyle w:val="BodyText2"/>
         <w:jc w:val="left"/>
       </w:pPr>
     </w:p>
     <w:p>
       <w:pPr>
-        <w:pStyle w:val="2"/>
+        <w:pStyle w:val="BodyText2"/>
         <w:jc w:val="left"/>
       </w:pPr>
       <w:r>
@@ -1549,7 +1574,7 @@
           <w:insideH w:val="single" w:sz="4" w:space="0" w:color="auto"/>
           <w:insideV w:val="single" w:sz="4" w:space="0" w:color="auto"/>
         </w:tblBorders>
-        <w:tblLook w:val="04A0"/>
+        <w:tblLook w:val="04A0" w:firstRow="1" w:lastRow="0" w:firstColumn="1" w:lastColumn="0" w:noHBand="0" w:noVBand="1"/>
       </w:tblPr>
       <w:tblGrid>
         <w:gridCol w:w="9747"/>
@@ -1564,37 +1589,37 @@
           </w:tcPr>
           <w:p>
             <w:pPr>
-              <w:pStyle w:val="2"/>
+              <w:pStyle w:val="BodyText2"/>
               <w:jc w:val="left"/>
             </w:pPr>
           </w:p>
           <w:p>
             <w:pPr>
-              <w:pStyle w:val="2"/>
+              <w:pStyle w:val="BodyText2"/>
               <w:jc w:val="left"/>
             </w:pPr>
           </w:p>
           <w:p>
             <w:pPr>
-              <w:pStyle w:val="2"/>
+              <w:pStyle w:val="BodyText2"/>
               <w:jc w:val="left"/>
             </w:pPr>
           </w:p>
           <w:p>
             <w:pPr>
-              <w:pStyle w:val="2"/>
+              <w:pStyle w:val="BodyText2"/>
               <w:jc w:val="left"/>
             </w:pPr>
           </w:p>
           <w:p>
             <w:pPr>
-              <w:pStyle w:val="2"/>
+              <w:pStyle w:val="BodyText2"/>
               <w:jc w:val="left"/>
             </w:pPr>
           </w:p>
           <w:p>
             <w:pPr>
-              <w:pStyle w:val="2"/>
+              <w:pStyle w:val="BodyText2"/>
               <w:jc w:val="left"/>
             </w:pPr>
           </w:p>
@@ -1615,7 +1640,7 @@
     </w:p>
     <w:p>
       <w:pPr>
-        <w:pStyle w:val="2"/>
+        <w:pStyle w:val="BodyText2"/>
       </w:pPr>
       <w:r>
         <w:lastRenderedPageBreak/>
@@ -1624,7 +1649,7 @@
     </w:p>
     <w:p>
       <w:pPr>
-        <w:pStyle w:val="2"/>
+        <w:pStyle w:val="BodyText2"/>
       </w:pPr>
       <w:r>
         <w:t>по теме «Решение прикладных задач обработки данных на нейронных сетях»</w:t>
@@ -1632,24 +1657,31 @@
     </w:p>
     <w:p>
       <w:pPr>
-        <w:pStyle w:val="2"/>
-      </w:pPr>
-      <w:r>
-        <w:t>Вариант №________</w:t>
-      </w:r>
-    </w:p>
-    <w:p>
-      <w:pPr>
-        <w:pStyle w:val="2"/>
+        <w:pStyle w:val="BodyText2"/>
+      </w:pPr>
+      <w:r>
+        <w:t>Вариант №</w:t>
+      </w:r>
+      <w:r>
+        <w:t xml:space="preserve"> 9</w:t>
+      </w:r>
+    </w:p>
+    <w:p>
+      <w:pPr>
+        <w:pStyle w:val="BodyText2"/>
         <w:jc w:val="left"/>
       </w:pPr>
       <w:r>
-        <w:t xml:space="preserve">ФИО студента __________________________________________   Группа ____________ </w:t>
-      </w:r>
-    </w:p>
-    <w:p>
-      <w:pPr>
-        <w:pStyle w:val="2"/>
+        <w:t>ФИО студента Донецков Андрей Дмитриевич</w:t>
+      </w:r>
+      <w:r>
+        <w:tab/>
+        <w:t>Группа Б23-215</w:t>
+      </w:r>
+    </w:p>
+    <w:p>
+      <w:pPr>
+        <w:pStyle w:val="BodyText2"/>
         <w:jc w:val="left"/>
       </w:pPr>
       <w:r>
@@ -1658,13 +1690,13 @@
     </w:p>
     <w:p>
       <w:pPr>
-        <w:pStyle w:val="2"/>
+        <w:pStyle w:val="BodyText2"/>
         <w:jc w:val="left"/>
       </w:pPr>
     </w:p>
     <w:p>
       <w:pPr>
-        <w:pStyle w:val="2"/>
+        <w:pStyle w:val="BodyText2"/>
         <w:jc w:val="left"/>
       </w:pPr>
       <w:r>
@@ -1868,7 +1900,7 @@
     </w:p>
     <w:p>
       <w:pPr>
-        <w:pStyle w:val="2"/>
+        <w:pStyle w:val="BodyText2"/>
         <w:jc w:val="left"/>
       </w:pPr>
     </w:p>
@@ -1883,7 +1915,7 @@
           <w:insideH w:val="single" w:sz="4" w:space="0" w:color="auto"/>
           <w:insideV w:val="single" w:sz="4" w:space="0" w:color="auto"/>
         </w:tblBorders>
-        <w:tblLook w:val="04A0"/>
+        <w:tblLook w:val="04A0" w:firstRow="1" w:lastRow="0" w:firstColumn="1" w:lastColumn="0" w:noHBand="0" w:noVBand="1"/>
       </w:tblPr>
       <w:tblGrid>
         <w:gridCol w:w="10031"/>
@@ -1898,85 +1930,85 @@
           </w:tcPr>
           <w:p>
             <w:pPr>
-              <w:pStyle w:val="2"/>
+              <w:pStyle w:val="BodyText2"/>
               <w:jc w:val="left"/>
             </w:pPr>
           </w:p>
           <w:p>
             <w:pPr>
-              <w:pStyle w:val="2"/>
+              <w:pStyle w:val="BodyText2"/>
               <w:jc w:val="left"/>
             </w:pPr>
           </w:p>
           <w:p>
             <w:pPr>
-              <w:pStyle w:val="2"/>
+              <w:pStyle w:val="BodyText2"/>
               <w:jc w:val="left"/>
             </w:pPr>
           </w:p>
           <w:p>
             <w:pPr>
-              <w:pStyle w:val="2"/>
+              <w:pStyle w:val="BodyText2"/>
               <w:jc w:val="left"/>
             </w:pPr>
           </w:p>
           <w:p>
             <w:pPr>
-              <w:pStyle w:val="2"/>
+              <w:pStyle w:val="BodyText2"/>
               <w:jc w:val="left"/>
             </w:pPr>
           </w:p>
           <w:p>
             <w:pPr>
-              <w:pStyle w:val="2"/>
+              <w:pStyle w:val="BodyText2"/>
               <w:jc w:val="left"/>
             </w:pPr>
           </w:p>
           <w:p>
             <w:pPr>
-              <w:pStyle w:val="2"/>
+              <w:pStyle w:val="BodyText2"/>
               <w:jc w:val="left"/>
             </w:pPr>
           </w:p>
           <w:p>
             <w:pPr>
-              <w:pStyle w:val="2"/>
+              <w:pStyle w:val="BodyText2"/>
               <w:jc w:val="left"/>
             </w:pPr>
           </w:p>
           <w:p>
             <w:pPr>
-              <w:pStyle w:val="2"/>
+              <w:pStyle w:val="BodyText2"/>
               <w:jc w:val="left"/>
             </w:pPr>
           </w:p>
           <w:p>
             <w:pPr>
-              <w:pStyle w:val="2"/>
+              <w:pStyle w:val="BodyText2"/>
               <w:jc w:val="left"/>
             </w:pPr>
           </w:p>
           <w:p>
             <w:pPr>
-              <w:pStyle w:val="2"/>
+              <w:pStyle w:val="BodyText2"/>
               <w:jc w:val="left"/>
             </w:pPr>
           </w:p>
           <w:p>
             <w:pPr>
-              <w:pStyle w:val="2"/>
+              <w:pStyle w:val="BodyText2"/>
               <w:jc w:val="left"/>
             </w:pPr>
           </w:p>
           <w:p>
             <w:pPr>
-              <w:pStyle w:val="2"/>
+              <w:pStyle w:val="BodyText2"/>
               <w:jc w:val="left"/>
             </w:pPr>
           </w:p>
           <w:p>
             <w:pPr>
-              <w:pStyle w:val="2"/>
+              <w:pStyle w:val="BodyText2"/>
               <w:jc w:val="left"/>
             </w:pPr>
           </w:p>
@@ -1985,13 +2017,13 @@
     </w:tbl>
     <w:p>
       <w:pPr>
-        <w:pStyle w:val="2"/>
+        <w:pStyle w:val="BodyText2"/>
         <w:jc w:val="left"/>
       </w:pPr>
     </w:p>
     <w:p>
       <w:pPr>
-        <w:pStyle w:val="2"/>
+        <w:pStyle w:val="BodyText2"/>
         <w:jc w:val="left"/>
       </w:pPr>
       <w:r>
@@ -2009,7 +2041,7 @@
           <w:insideH w:val="single" w:sz="4" w:space="0" w:color="auto"/>
           <w:insideV w:val="single" w:sz="4" w:space="0" w:color="auto"/>
         </w:tblBorders>
-        <w:tblLook w:val="04A0"/>
+        <w:tblLook w:val="04A0" w:firstRow="1" w:lastRow="0" w:firstColumn="1" w:lastColumn="0" w:noHBand="0" w:noVBand="1"/>
       </w:tblPr>
       <w:tblGrid>
         <w:gridCol w:w="10031"/>
@@ -2024,37 +2056,37 @@
           </w:tcPr>
           <w:p>
             <w:pPr>
-              <w:pStyle w:val="2"/>
+              <w:pStyle w:val="BodyText2"/>
               <w:jc w:val="left"/>
             </w:pPr>
           </w:p>
           <w:p>
             <w:pPr>
-              <w:pStyle w:val="2"/>
+              <w:pStyle w:val="BodyText2"/>
               <w:jc w:val="left"/>
             </w:pPr>
           </w:p>
           <w:p>
             <w:pPr>
-              <w:pStyle w:val="2"/>
+              <w:pStyle w:val="BodyText2"/>
               <w:jc w:val="left"/>
             </w:pPr>
           </w:p>
           <w:p>
             <w:pPr>
-              <w:pStyle w:val="2"/>
+              <w:pStyle w:val="BodyText2"/>
               <w:jc w:val="left"/>
             </w:pPr>
           </w:p>
           <w:p>
             <w:pPr>
-              <w:pStyle w:val="2"/>
+              <w:pStyle w:val="BodyText2"/>
               <w:jc w:val="left"/>
             </w:pPr>
           </w:p>
           <w:p>
             <w:pPr>
-              <w:pStyle w:val="2"/>
+              <w:pStyle w:val="BodyText2"/>
               <w:jc w:val="left"/>
             </w:pPr>
           </w:p>
@@ -2079,7 +2111,7 @@
     </w:p>
     <w:p>
       <w:pPr>
-        <w:pStyle w:val="2"/>
+        <w:pStyle w:val="BodyText2"/>
         <w:jc w:val="both"/>
       </w:pPr>
       <w:r>
@@ -2492,7 +2524,7 @@
     </w:p>
     <w:p>
       <w:pPr>
-        <w:pStyle w:val="2"/>
+        <w:pStyle w:val="BodyText2"/>
         <w:jc w:val="both"/>
       </w:pPr>
       <w:r>
@@ -2948,7 +2980,7 @@
     </w:p>
     <w:p>
       <w:pPr>
-        <w:pStyle w:val="2"/>
+        <w:pStyle w:val="BodyText2"/>
         <w:jc w:val="both"/>
       </w:pPr>
       <w:r>
@@ -3074,7 +3106,7 @@
     </w:p>
     <w:p>
       <w:pPr>
-        <w:pStyle w:val="2"/>
+        <w:pStyle w:val="BodyText2"/>
         <w:jc w:val="both"/>
       </w:pPr>
       <w:r>
@@ -3166,7 +3198,7 @@
           <w:insideH w:val="single" w:sz="4" w:space="0" w:color="auto"/>
           <w:insideV w:val="single" w:sz="4" w:space="0" w:color="auto"/>
         </w:tblBorders>
-        <w:tblLook w:val="01E0"/>
+        <w:tblLook w:val="01E0" w:firstRow="1" w:lastRow="1" w:firstColumn="1" w:lastColumn="1" w:noHBand="0" w:noVBand="0"/>
       </w:tblPr>
       <w:tblGrid>
         <w:gridCol w:w="4814"/>
@@ -3781,7 +3813,7 @@
           <w:insideH w:val="single" w:sz="4" w:space="0" w:color="auto"/>
           <w:insideV w:val="single" w:sz="4" w:space="0" w:color="auto"/>
         </w:tblBorders>
-        <w:tblLook w:val="01E0"/>
+        <w:tblLook w:val="01E0" w:firstRow="1" w:lastRow="1" w:firstColumn="1" w:lastColumn="1" w:noHBand="0" w:noVBand="0"/>
       </w:tblPr>
       <w:tblGrid>
         <w:gridCol w:w="1001"/>
@@ -4426,7 +4458,7 @@
           <w:insideH w:val="single" w:sz="4" w:space="0" w:color="auto"/>
           <w:insideV w:val="single" w:sz="4" w:space="0" w:color="auto"/>
         </w:tblBorders>
-        <w:tblLook w:val="01E0"/>
+        <w:tblLook w:val="01E0" w:firstRow="1" w:lastRow="1" w:firstColumn="1" w:lastColumn="1" w:noHBand="0" w:noVBand="0"/>
       </w:tblPr>
       <w:tblGrid>
         <w:gridCol w:w="884"/>
@@ -5457,7 +5489,7 @@
           <w:insideH w:val="single" w:sz="4" w:space="0" w:color="auto"/>
           <w:insideV w:val="single" w:sz="4" w:space="0" w:color="auto"/>
         </w:tblBorders>
-        <w:tblLook w:val="01E0"/>
+        <w:tblLook w:val="01E0" w:firstRow="1" w:lastRow="1" w:firstColumn="1" w:lastColumn="1" w:noHBand="0" w:noVBand="0"/>
       </w:tblPr>
       <w:tblGrid>
         <w:gridCol w:w="1001"/>
@@ -5984,7 +6016,7 @@
           <w:insideH w:val="single" w:sz="4" w:space="0" w:color="auto"/>
           <w:insideV w:val="single" w:sz="4" w:space="0" w:color="auto"/>
         </w:tblBorders>
-        <w:tblLook w:val="01E0"/>
+        <w:tblLook w:val="01E0" w:firstRow="1" w:lastRow="1" w:firstColumn="1" w:lastColumn="1" w:noHBand="0" w:noVBand="0"/>
       </w:tblPr>
       <w:tblGrid>
         <w:gridCol w:w="1001"/>
@@ -6485,7 +6517,7 @@
           <w:insideH w:val="single" w:sz="4" w:space="0" w:color="auto"/>
           <w:insideV w:val="single" w:sz="4" w:space="0" w:color="auto"/>
         </w:tblBorders>
-        <w:tblLook w:val="01E0"/>
+        <w:tblLook w:val="01E0" w:firstRow="1" w:lastRow="1" w:firstColumn="1" w:lastColumn="1" w:noHBand="0" w:noVBand="0"/>
       </w:tblPr>
       <w:tblGrid>
         <w:gridCol w:w="884"/>
@@ -7662,7 +7694,7 @@
           <w:insideH w:val="single" w:sz="4" w:space="0" w:color="auto"/>
           <w:insideV w:val="single" w:sz="4" w:space="0" w:color="auto"/>
         </w:tblBorders>
-        <w:tblLook w:val="01E0"/>
+        <w:tblLook w:val="01E0" w:firstRow="1" w:lastRow="1" w:firstColumn="1" w:lastColumn="1" w:noHBand="0" w:noVBand="0"/>
       </w:tblPr>
       <w:tblGrid>
         <w:gridCol w:w="855"/>
@@ -8468,7 +8500,7 @@
           <w:insideH w:val="single" w:sz="4" w:space="0" w:color="auto"/>
           <w:insideV w:val="single" w:sz="4" w:space="0" w:color="auto"/>
         </w:tblBorders>
-        <w:tblLook w:val="01E0"/>
+        <w:tblLook w:val="01E0" w:firstRow="1" w:lastRow="1" w:firstColumn="1" w:lastColumn="1" w:noHBand="0" w:noVBand="0"/>
       </w:tblPr>
       <w:tblGrid>
         <w:gridCol w:w="1001"/>
@@ -8836,7 +8868,7 @@
           <w:insideH w:val="single" w:sz="4" w:space="0" w:color="auto"/>
           <w:insideV w:val="single" w:sz="4" w:space="0" w:color="auto"/>
         </w:tblBorders>
-        <w:tblLook w:val="01E0"/>
+        <w:tblLook w:val="01E0" w:firstRow="1" w:lastRow="1" w:firstColumn="1" w:lastColumn="1" w:noHBand="0" w:noVBand="0"/>
       </w:tblPr>
       <w:tblGrid>
         <w:gridCol w:w="1001"/>
@@ -9307,7 +9339,7 @@
           <w:insideH w:val="single" w:sz="4" w:space="0" w:color="auto"/>
           <w:insideV w:val="single" w:sz="4" w:space="0" w:color="auto"/>
         </w:tblBorders>
-        <w:tblLook w:val="01E0"/>
+        <w:tblLook w:val="01E0" w:firstRow="1" w:lastRow="1" w:firstColumn="1" w:lastColumn="1" w:noHBand="0" w:noVBand="0"/>
       </w:tblPr>
       <w:tblGrid>
         <w:gridCol w:w="838"/>
@@ -10815,7 +10847,7 @@
           <w:insideH w:val="single" w:sz="4" w:space="0" w:color="auto"/>
           <w:insideV w:val="single" w:sz="4" w:space="0" w:color="auto"/>
         </w:tblBorders>
-        <w:tblLook w:val="01E0"/>
+        <w:tblLook w:val="01E0" w:firstRow="1" w:lastRow="1" w:firstColumn="1" w:lastColumn="1" w:noHBand="0" w:noVBand="0"/>
       </w:tblPr>
       <w:tblGrid>
         <w:gridCol w:w="1001"/>
@@ -10881,9 +10913,10 @@
             </w:r>
             <w:r>
               <w:rPr>
+                <w:noProof/>
                 <w:position w:val="-14"/>
               </w:rPr>
-              <w:object w:dxaOrig="1500" w:dyaOrig="400">
+              <w:object w:dxaOrig="1500" w:dyaOrig="400" w14:anchorId="4B627EC2">
                 <v:shapetype id="_x0000_t75" coordsize="21600,21600" o:spt="75" o:preferrelative="t" path="m@4@5l@4@11@9@11@9@5xe" filled="f" stroked="f">
                   <v:stroke joinstyle="miter"/>
                   <v:formulas>
@@ -10903,10 +10936,10 @@
                   <v:path o:extrusionok="f" gradientshapeok="t" o:connecttype="rect"/>
                   <o:lock v:ext="edit" aspectratio="t"/>
                 </v:shapetype>
-                <v:shape id="_x0000_i1025" type="#_x0000_t75" style="width:75.2pt;height:20.4pt" o:ole="">
+                <v:shape id="_x0000_i1032" type="#_x0000_t75" alt="" style="width:75.15pt;height:20.2pt;mso-width-percent:0;mso-height-percent:0;mso-width-percent:0;mso-height-percent:0" o:ole="">
                   <v:imagedata r:id="rId7" o:title=""/>
                 </v:shape>
-                <o:OLEObject Type="Embed" ProgID="Equation.3" ShapeID="_x0000_i1025" DrawAspect="Content" ObjectID="_1833983289" r:id="rId8"/>
+                <o:OLEObject Type="Embed" ProgID="Equation.3" ShapeID="_x0000_i1032" DrawAspect="Content" ObjectID="_1835514924" r:id="rId8"/>
               </w:object>
             </w:r>
           </w:p>
@@ -10925,13 +10958,14 @@
             </w:r>
             <w:r>
               <w:rPr>
+                <w:noProof/>
                 <w:position w:val="-12"/>
               </w:rPr>
-              <w:object w:dxaOrig="1600" w:dyaOrig="380">
-                <v:shape id="_x0000_i1026" type="#_x0000_t75" style="width:79.5pt;height:19.35pt" o:ole="">
+              <w:object w:dxaOrig="1600" w:dyaOrig="380" w14:anchorId="6FAA3157">
+                <v:shape id="_x0000_i1031" type="#_x0000_t75" alt="" style="width:79.6pt;height:19.6pt;mso-width-percent:0;mso-height-percent:0;mso-width-percent:0;mso-height-percent:0" o:ole="">
                   <v:imagedata r:id="rId9" o:title=""/>
                 </v:shape>
-                <o:OLEObject Type="Embed" ProgID="Equation.3" ShapeID="_x0000_i1026" DrawAspect="Content" ObjectID="_1833983290" r:id="rId10"/>
+                <o:OLEObject Type="Embed" ProgID="Equation.3" ShapeID="_x0000_i1031" DrawAspect="Content" ObjectID="_1835514925" r:id="rId10"/>
               </w:object>
             </w:r>
           </w:p>
@@ -11722,7 +11756,7 @@
           <w:insideH w:val="single" w:sz="4" w:space="0" w:color="auto"/>
           <w:insideV w:val="single" w:sz="4" w:space="0" w:color="auto"/>
         </w:tblBorders>
-        <w:tblLook w:val="01E0"/>
+        <w:tblLook w:val="01E0" w:firstRow="1" w:lastRow="1" w:firstColumn="1" w:lastColumn="1" w:noHBand="0" w:noVBand="0"/>
       </w:tblPr>
       <w:tblGrid>
         <w:gridCol w:w="2235"/>
@@ -11773,13 +11807,14 @@
             </w:r>
             <w:r>
               <w:rPr>
+                <w:noProof/>
                 <w:position w:val="-14"/>
               </w:rPr>
-              <w:object w:dxaOrig="1500" w:dyaOrig="400">
-                <v:shape id="_x0000_i1027" type="#_x0000_t75" style="width:75.2pt;height:20.4pt" o:ole="">
+              <w:object w:dxaOrig="1500" w:dyaOrig="400" w14:anchorId="33CBC786">
+                <v:shape id="_x0000_i1030" type="#_x0000_t75" alt="" style="width:75.15pt;height:20.2pt;mso-width-percent:0;mso-height-percent:0;mso-width-percent:0;mso-height-percent:0" o:ole="">
                   <v:imagedata r:id="rId7" o:title=""/>
                 </v:shape>
-                <o:OLEObject Type="Embed" ProgID="Equation.3" ShapeID="_x0000_i1027" DrawAspect="Content" ObjectID="_1833983291" r:id="rId11"/>
+                <o:OLEObject Type="Embed" ProgID="Equation.3" ShapeID="_x0000_i1030" DrawAspect="Content" ObjectID="_1835514926" r:id="rId11"/>
               </w:object>
             </w:r>
           </w:p>
@@ -11798,13 +11833,14 @@
             </w:r>
             <w:r>
               <w:rPr>
+                <w:noProof/>
                 <w:position w:val="-12"/>
               </w:rPr>
-              <w:object w:dxaOrig="1600" w:dyaOrig="380">
-                <v:shape id="_x0000_i1028" type="#_x0000_t75" style="width:79.5pt;height:19.35pt" o:ole="">
+              <w:object w:dxaOrig="1600" w:dyaOrig="380" w14:anchorId="351D10A4">
+                <v:shape id="_x0000_i1029" type="#_x0000_t75" alt="" style="width:79.6pt;height:19.6pt;mso-width-percent:0;mso-height-percent:0;mso-width-percent:0;mso-height-percent:0" o:ole="">
                   <v:imagedata r:id="rId9" o:title=""/>
                 </v:shape>
-                <o:OLEObject Type="Embed" ProgID="Equation.3" ShapeID="_x0000_i1028" DrawAspect="Content" ObjectID="_1833983292" r:id="rId12"/>
+                <o:OLEObject Type="Embed" ProgID="Equation.3" ShapeID="_x0000_i1029" DrawAspect="Content" ObjectID="_1835514927" r:id="rId12"/>
               </w:object>
             </w:r>
           </w:p>
@@ -12282,7 +12318,7 @@
           <w:insideH w:val="single" w:sz="4" w:space="0" w:color="auto"/>
           <w:insideV w:val="single" w:sz="4" w:space="0" w:color="auto"/>
         </w:tblBorders>
-        <w:tblLook w:val="01E0"/>
+        <w:tblLook w:val="01E0" w:firstRow="1" w:lastRow="1" w:firstColumn="1" w:lastColumn="1" w:noHBand="0" w:noVBand="0"/>
       </w:tblPr>
       <w:tblGrid>
         <w:gridCol w:w="1298"/>
@@ -12333,13 +12369,14 @@
             </w:r>
             <w:r>
               <w:rPr>
+                <w:noProof/>
                 <w:position w:val="-14"/>
               </w:rPr>
-              <w:object w:dxaOrig="1500" w:dyaOrig="400">
-                <v:shape id="_x0000_i1029" type="#_x0000_t75" style="width:75.2pt;height:20.4pt" o:ole="">
+              <w:object w:dxaOrig="1500" w:dyaOrig="400" w14:anchorId="62129CA0">
+                <v:shape id="_x0000_i1028" type="#_x0000_t75" alt="" style="width:75.15pt;height:20.2pt;mso-width-percent:0;mso-height-percent:0;mso-width-percent:0;mso-height-percent:0" o:ole="">
                   <v:imagedata r:id="rId7" o:title=""/>
                 </v:shape>
-                <o:OLEObject Type="Embed" ProgID="Equation.3" ShapeID="_x0000_i1029" DrawAspect="Content" ObjectID="_1833983293" r:id="rId13"/>
+                <o:OLEObject Type="Embed" ProgID="Equation.3" ShapeID="_x0000_i1028" DrawAspect="Content" ObjectID="_1835514928" r:id="rId13"/>
               </w:object>
             </w:r>
           </w:p>
@@ -12358,13 +12395,14 @@
             </w:r>
             <w:r>
               <w:rPr>
+                <w:noProof/>
                 <w:position w:val="-12"/>
               </w:rPr>
-              <w:object w:dxaOrig="1600" w:dyaOrig="380">
-                <v:shape id="_x0000_i1030" type="#_x0000_t75" style="width:79.5pt;height:19.35pt" o:ole="">
+              <w:object w:dxaOrig="1600" w:dyaOrig="380" w14:anchorId="22C95BE1">
+                <v:shape id="_x0000_i1027" type="#_x0000_t75" alt="" style="width:79.6pt;height:19.6pt;mso-width-percent:0;mso-height-percent:0;mso-width-percent:0;mso-height-percent:0" o:ole="">
                   <v:imagedata r:id="rId9" o:title=""/>
                 </v:shape>
-                <o:OLEObject Type="Embed" ProgID="Equation.3" ShapeID="_x0000_i1030" DrawAspect="Content" ObjectID="_1833983294" r:id="rId14"/>
+                <o:OLEObject Type="Embed" ProgID="Equation.3" ShapeID="_x0000_i1027" DrawAspect="Content" ObjectID="_1835514929" r:id="rId14"/>
               </w:object>
             </w:r>
           </w:p>
@@ -12848,7 +12886,7 @@
           <w:insideH w:val="single" w:sz="4" w:space="0" w:color="auto"/>
           <w:insideV w:val="single" w:sz="4" w:space="0" w:color="auto"/>
         </w:tblBorders>
-        <w:tblLook w:val="01E0"/>
+        <w:tblLook w:val="01E0" w:firstRow="1" w:lastRow="1" w:firstColumn="1" w:lastColumn="1" w:noHBand="0" w:noVBand="0"/>
       </w:tblPr>
       <w:tblGrid>
         <w:gridCol w:w="2660"/>
@@ -12895,13 +12933,14 @@
             </w:r>
             <w:r>
               <w:rPr>
+                <w:noProof/>
                 <w:position w:val="-14"/>
               </w:rPr>
-              <w:object w:dxaOrig="1500" w:dyaOrig="400">
-                <v:shape id="_x0000_i1031" type="#_x0000_t75" style="width:75.2pt;height:20.4pt" o:ole="">
+              <w:object w:dxaOrig="1500" w:dyaOrig="400" w14:anchorId="3AC417B2">
+                <v:shape id="_x0000_i1026" type="#_x0000_t75" alt="" style="width:75.15pt;height:20.2pt;mso-width-percent:0;mso-height-percent:0;mso-width-percent:0;mso-height-percent:0" o:ole="">
                   <v:imagedata r:id="rId7" o:title=""/>
                 </v:shape>
-                <o:OLEObject Type="Embed" ProgID="Equation.3" ShapeID="_x0000_i1031" DrawAspect="Content" ObjectID="_1833983295" r:id="rId15"/>
+                <o:OLEObject Type="Embed" ProgID="Equation.3" ShapeID="_x0000_i1026" DrawAspect="Content" ObjectID="_1835514930" r:id="rId15"/>
               </w:object>
             </w:r>
           </w:p>
@@ -12920,13 +12959,14 @@
             </w:r>
             <w:r>
               <w:rPr>
+                <w:noProof/>
                 <w:position w:val="-12"/>
               </w:rPr>
-              <w:object w:dxaOrig="1600" w:dyaOrig="380">
-                <v:shape id="_x0000_i1032" type="#_x0000_t75" style="width:79.5pt;height:19.35pt" o:ole="">
+              <w:object w:dxaOrig="1600" w:dyaOrig="380" w14:anchorId="2F34D291">
+                <v:shape id="_x0000_i1025" type="#_x0000_t75" alt="" style="width:79.6pt;height:19.6pt;mso-width-percent:0;mso-height-percent:0;mso-width-percent:0;mso-height-percent:0" o:ole="">
                   <v:imagedata r:id="rId9" o:title=""/>
                 </v:shape>
-                <o:OLEObject Type="Embed" ProgID="Equation.3" ShapeID="_x0000_i1032" DrawAspect="Content" ObjectID="_1833983296" r:id="rId16"/>
+                <o:OLEObject Type="Embed" ProgID="Equation.3" ShapeID="_x0000_i1025" DrawAspect="Content" ObjectID="_1835514931" r:id="rId16"/>
               </w:object>
             </w:r>
           </w:p>
@@ -14153,7 +14193,7 @@
     </w:p>
     <w:p>
       <w:pPr>
-        <w:pStyle w:val="2"/>
+        <w:pStyle w:val="BodyText2"/>
         <w:jc w:val="both"/>
       </w:pPr>
       <w:r>
@@ -14588,7 +14628,7 @@
 </file>
 
 <file path=word/endnotes.xml><?xml version="1.0" encoding="utf-8"?>
-<w:endnotes xmlns:ve="http://schemas.openxmlformats.org/markup-compatibility/2006" xmlns:o="urn:schemas-microsoft-com:office:office" xmlns:r="http://schemas.openxmlformats.org/officeDocument/2006/relationships" xmlns:m="http://schemas.openxmlformats.org/officeDocument/2006/math" xmlns:v="urn:schemas-microsoft-com:vml" xmlns:wp="http://schemas.openxmlformats.org/drawingml/2006/wordprocessingDrawing" xmlns:w10="urn:schemas-microsoft-com:office:word" xmlns:w="http://schemas.openxmlformats.org/wordprocessingml/2006/main" xmlns:wne="http://schemas.microsoft.com/office/word/2006/wordml">
+<w:endnotes xmlns:wpc="http://schemas.microsoft.com/office/word/2010/wordprocessingCanvas" xmlns:cx="http://schemas.microsoft.com/office/drawing/2014/chartex" xmlns:cx1="http://schemas.microsoft.com/office/drawing/2015/9/8/chartex" xmlns:cx2="http://schemas.microsoft.com/office/drawing/2015/10/21/chartex" xmlns:cx3="http://schemas.microsoft.com/office/drawing/2016/5/9/chartex" xmlns:cx4="http://schemas.microsoft.com/office/drawing/2016/5/10/chartex" xmlns:cx5="http://schemas.microsoft.com/office/drawing/2016/5/11/chartex" xmlns:cx6="http://schemas.microsoft.com/office/drawing/2016/5/12/chartex" xmlns:cx7="http://schemas.microsoft.com/office/drawing/2016/5/13/chartex" xmlns:cx8="http://schemas.microsoft.com/office/drawing/2016/5/14/chartex" xmlns:mc="http://schemas.openxmlformats.org/markup-compatibility/2006" xmlns:aink="http://schemas.microsoft.com/office/drawing/2016/ink" xmlns:am3d="http://schemas.microsoft.com/office/drawing/2017/model3d" xmlns:o="urn:schemas-microsoft-com:office:office" xmlns:oel="http://schemas.microsoft.com/office/2019/extlst" xmlns:r="http://schemas.openxmlformats.org/officeDocument/2006/relationships" xmlns:m="http://schemas.openxmlformats.org/officeDocument/2006/math" xmlns:v="urn:schemas-microsoft-com:vml" xmlns:wp14="http://schemas.microsoft.com/office/word/2010/wordprocessingDrawing" xmlns:wp="http://schemas.openxmlformats.org/drawingml/2006/wordprocessingDrawing" xmlns:w10="urn:schemas-microsoft-com:office:word" xmlns:w="http://schemas.openxmlformats.org/wordprocessingml/2006/main" xmlns:w14="http://schemas.microsoft.com/office/word/2010/wordml" xmlns:w15="http://schemas.microsoft.com/office/word/2012/wordml" xmlns:w16cex="http://schemas.microsoft.com/office/word/2018/wordml/cex" xmlns:w16cid="http://schemas.microsoft.com/office/word/2016/wordml/cid" xmlns:w16="http://schemas.microsoft.com/office/word/2018/wordml" xmlns:w16du="http://schemas.microsoft.com/office/word/2023/wordml/word16du" xmlns:w16sdtdh="http://schemas.microsoft.com/office/word/2020/wordml/sdtdatahash" xmlns:w16sdtfl="http://schemas.microsoft.com/office/word/2024/wordml/sdtformatlock" xmlns:w16se="http://schemas.microsoft.com/office/word/2015/wordml/symex" xmlns:wpg="http://schemas.microsoft.com/office/word/2010/wordprocessingGroup" xmlns:wpi="http://schemas.microsoft.com/office/word/2010/wordprocessingInk" xmlns:wne="http://schemas.microsoft.com/office/word/2006/wordml" xmlns:wps="http://schemas.microsoft.com/office/word/2010/wordprocessingShape" mc:Ignorable="w14 w15 w16se w16cid w16 w16cex w16sdtdh w16sdtfl w16du wp14">
   <w:endnote w:type="separator" w:id="-1">
     <w:p>
       <w:r>
@@ -14607,50 +14647,50 @@
 </file>
 
 <file path=word/footer1.xml><?xml version="1.0" encoding="utf-8"?>
-<w:ftr xmlns:ve="http://schemas.openxmlformats.org/markup-compatibility/2006" xmlns:o="urn:schemas-microsoft-com:office:office" xmlns:r="http://schemas.openxmlformats.org/officeDocument/2006/relationships" xmlns:m="http://schemas.openxmlformats.org/officeDocument/2006/math" xmlns:v="urn:schemas-microsoft-com:vml" xmlns:wp="http://schemas.openxmlformats.org/drawingml/2006/wordprocessingDrawing" xmlns:w10="urn:schemas-microsoft-com:office:word" xmlns:w="http://schemas.openxmlformats.org/wordprocessingml/2006/main" xmlns:wne="http://schemas.microsoft.com/office/word/2006/wordml">
+<w:ftr xmlns:wpc="http://schemas.microsoft.com/office/word/2010/wordprocessingCanvas" xmlns:cx="http://schemas.microsoft.com/office/drawing/2014/chartex" xmlns:cx1="http://schemas.microsoft.com/office/drawing/2015/9/8/chartex" xmlns:cx2="http://schemas.microsoft.com/office/drawing/2015/10/21/chartex" xmlns:cx3="http://schemas.microsoft.com/office/drawing/2016/5/9/chartex" xmlns:cx4="http://schemas.microsoft.com/office/drawing/2016/5/10/chartex" xmlns:cx5="http://schemas.microsoft.com/office/drawing/2016/5/11/chartex" xmlns:cx6="http://schemas.microsoft.com/office/drawing/2016/5/12/chartex" xmlns:cx7="http://schemas.microsoft.com/office/drawing/2016/5/13/chartex" xmlns:cx8="http://schemas.microsoft.com/office/drawing/2016/5/14/chartex" xmlns:mc="http://schemas.openxmlformats.org/markup-compatibility/2006" xmlns:aink="http://schemas.microsoft.com/office/drawing/2016/ink" xmlns:am3d="http://schemas.microsoft.com/office/drawing/2017/model3d" xmlns:o="urn:schemas-microsoft-com:office:office" xmlns:oel="http://schemas.microsoft.com/office/2019/extlst" xmlns:r="http://schemas.openxmlformats.org/officeDocument/2006/relationships" xmlns:m="http://schemas.openxmlformats.org/officeDocument/2006/math" xmlns:v="urn:schemas-microsoft-com:vml" xmlns:wp14="http://schemas.microsoft.com/office/word/2010/wordprocessingDrawing" xmlns:wp="http://schemas.openxmlformats.org/drawingml/2006/wordprocessingDrawing" xmlns:w10="urn:schemas-microsoft-com:office:word" xmlns:w="http://schemas.openxmlformats.org/wordprocessingml/2006/main" xmlns:w14="http://schemas.microsoft.com/office/word/2010/wordml" xmlns:w15="http://schemas.microsoft.com/office/word/2012/wordml" xmlns:w16cex="http://schemas.microsoft.com/office/word/2018/wordml/cex" xmlns:w16cid="http://schemas.microsoft.com/office/word/2016/wordml/cid" xmlns:w16="http://schemas.microsoft.com/office/word/2018/wordml" xmlns:w16du="http://schemas.microsoft.com/office/word/2023/wordml/word16du" xmlns:w16sdtdh="http://schemas.microsoft.com/office/word/2020/wordml/sdtdatahash" xmlns:w16sdtfl="http://schemas.microsoft.com/office/word/2024/wordml/sdtformatlock" xmlns:w16se="http://schemas.microsoft.com/office/word/2015/wordml/symex" xmlns:wpg="http://schemas.microsoft.com/office/word/2010/wordprocessingGroup" xmlns:wpi="http://schemas.microsoft.com/office/word/2010/wordprocessingInk" xmlns:wne="http://schemas.microsoft.com/office/word/2006/wordml" xmlns:wps="http://schemas.microsoft.com/office/word/2010/wordprocessingShape" mc:Ignorable="w14 w15 w16se w16cid w16 w16cex w16sdtdh w16sdtfl w16du wp14">
   <w:p>
     <w:pPr>
-      <w:pStyle w:val="a3"/>
+      <w:pStyle w:val="Footer"/>
       <w:framePr w:wrap="around" w:vAnchor="text" w:hAnchor="margin" w:xAlign="right" w:y="1"/>
       <w:rPr>
-        <w:rStyle w:val="a5"/>
+        <w:rStyle w:val="PageNumber"/>
       </w:rPr>
     </w:pPr>
     <w:r>
       <w:rPr>
-        <w:rStyle w:val="a5"/>
+        <w:rStyle w:val="PageNumber"/>
       </w:rPr>
       <w:fldChar w:fldCharType="begin"/>
     </w:r>
     <w:r>
       <w:rPr>
-        <w:rStyle w:val="a5"/>
+        <w:rStyle w:val="PageNumber"/>
       </w:rPr>
       <w:instrText xml:space="preserve">PAGE  </w:instrText>
     </w:r>
     <w:r>
       <w:rPr>
-        <w:rStyle w:val="a5"/>
+        <w:rStyle w:val="PageNumber"/>
       </w:rPr>
       <w:fldChar w:fldCharType="separate"/>
     </w:r>
     <w:r>
       <w:rPr>
-        <w:rStyle w:val="a5"/>
+        <w:rStyle w:val="PageNumber"/>
         <w:noProof/>
       </w:rPr>
       <w:t>16</w:t>
     </w:r>
     <w:r>
       <w:rPr>
-        <w:rStyle w:val="a5"/>
+        <w:rStyle w:val="PageNumber"/>
       </w:rPr>
       <w:fldChar w:fldCharType="end"/>
     </w:r>
   </w:p>
   <w:p>
     <w:pPr>
-      <w:pStyle w:val="a3"/>
+      <w:pStyle w:val="Footer"/>
       <w:ind w:right="360"/>
     </w:pPr>
   </w:p>
@@ -14658,7 +14698,7 @@
 </file>
 
 <file path=word/footer2.xml><?xml version="1.0" encoding="utf-8"?>
-<w:ftr xmlns:ve="http://schemas.openxmlformats.org/markup-compatibility/2006" xmlns:o="urn:schemas-microsoft-com:office:office" xmlns:r="http://schemas.openxmlformats.org/officeDocument/2006/relationships" xmlns:m="http://schemas.openxmlformats.org/officeDocument/2006/math" xmlns:v="urn:schemas-microsoft-com:vml" xmlns:wp="http://schemas.openxmlformats.org/drawingml/2006/wordprocessingDrawing" xmlns:w10="urn:schemas-microsoft-com:office:word" xmlns:w="http://schemas.openxmlformats.org/wordprocessingml/2006/main" xmlns:wne="http://schemas.microsoft.com/office/word/2006/wordml">
+<w:ftr xmlns:wpc="http://schemas.microsoft.com/office/word/2010/wordprocessingCanvas" xmlns:cx="http://schemas.microsoft.com/office/drawing/2014/chartex" xmlns:cx1="http://schemas.microsoft.com/office/drawing/2015/9/8/chartex" xmlns:cx2="http://schemas.microsoft.com/office/drawing/2015/10/21/chartex" xmlns:cx3="http://schemas.microsoft.com/office/drawing/2016/5/9/chartex" xmlns:cx4="http://schemas.microsoft.com/office/drawing/2016/5/10/chartex" xmlns:cx5="http://schemas.microsoft.com/office/drawing/2016/5/11/chartex" xmlns:cx6="http://schemas.microsoft.com/office/drawing/2016/5/12/chartex" xmlns:cx7="http://schemas.microsoft.com/office/drawing/2016/5/13/chartex" xmlns:cx8="http://schemas.microsoft.com/office/drawing/2016/5/14/chartex" xmlns:mc="http://schemas.openxmlformats.org/markup-compatibility/2006" xmlns:aink="http://schemas.microsoft.com/office/drawing/2016/ink" xmlns:am3d="http://schemas.microsoft.com/office/drawing/2017/model3d" xmlns:o="urn:schemas-microsoft-com:office:office" xmlns:oel="http://schemas.microsoft.com/office/2019/extlst" xmlns:r="http://schemas.openxmlformats.org/officeDocument/2006/relationships" xmlns:m="http://schemas.openxmlformats.org/officeDocument/2006/math" xmlns:v="urn:schemas-microsoft-com:vml" xmlns:wp14="http://schemas.microsoft.com/office/word/2010/wordprocessingDrawing" xmlns:wp="http://schemas.openxmlformats.org/drawingml/2006/wordprocessingDrawing" xmlns:w10="urn:schemas-microsoft-com:office:word" xmlns:w="http://schemas.openxmlformats.org/wordprocessingml/2006/main" xmlns:w14="http://schemas.microsoft.com/office/word/2010/wordml" xmlns:w15="http://schemas.microsoft.com/office/word/2012/wordml" xmlns:w16cex="http://schemas.microsoft.com/office/word/2018/wordml/cex" xmlns:w16cid="http://schemas.microsoft.com/office/word/2016/wordml/cid" xmlns:w16="http://schemas.microsoft.com/office/word/2018/wordml" xmlns:w16du="http://schemas.microsoft.com/office/word/2023/wordml/word16du" xmlns:w16sdtdh="http://schemas.microsoft.com/office/word/2020/wordml/sdtdatahash" xmlns:w16sdtfl="http://schemas.microsoft.com/office/word/2024/wordml/sdtformatlock" xmlns:w16se="http://schemas.microsoft.com/office/word/2015/wordml/symex" xmlns:wpg="http://schemas.microsoft.com/office/word/2010/wordprocessingGroup" xmlns:wpi="http://schemas.microsoft.com/office/word/2010/wordprocessingInk" xmlns:wne="http://schemas.microsoft.com/office/word/2006/wordml" xmlns:wps="http://schemas.microsoft.com/office/word/2010/wordprocessingShape" mc:Ignorable="w14 w15 w16se w16cid w16 w16cex w16sdtdh w16sdtfl w16du wp14">
   <w:sdt>
     <w:sdtPr>
       <w:id w:val="178767056"/>
@@ -14670,23 +14710,36 @@
     <w:sdtContent>
       <w:p>
         <w:pPr>
-          <w:pStyle w:val="a3"/>
+          <w:pStyle w:val="Footer"/>
           <w:jc w:val="right"/>
         </w:pPr>
-        <w:fldSimple w:instr=" PAGE   \* MERGEFORMAT ">
-          <w:r>
-            <w:rPr>
-              <w:noProof/>
-            </w:rPr>
-            <w:t>2</w:t>
-          </w:r>
-        </w:fldSimple>
+        <w:r>
+          <w:fldChar w:fldCharType="begin"/>
+        </w:r>
+        <w:r>
+          <w:instrText xml:space="preserve"> PAGE   \* MERGEFORMAT </w:instrText>
+        </w:r>
+        <w:r>
+          <w:fldChar w:fldCharType="separate"/>
+        </w:r>
+        <w:r>
+          <w:rPr>
+            <w:noProof/>
+          </w:rPr>
+          <w:t>2</w:t>
+        </w:r>
+        <w:r>
+          <w:rPr>
+            <w:noProof/>
+          </w:rPr>
+          <w:fldChar w:fldCharType="end"/>
+        </w:r>
       </w:p>
     </w:sdtContent>
   </w:sdt>
   <w:p>
     <w:pPr>
-      <w:pStyle w:val="a3"/>
+      <w:pStyle w:val="Footer"/>
       <w:ind w:right="360"/>
     </w:pPr>
   </w:p>
@@ -14694,7 +14747,7 @@
 </file>
 
 <file path=word/footnotes.xml><?xml version="1.0" encoding="utf-8"?>
-<w:footnotes xmlns:ve="http://schemas.openxmlformats.org/markup-compatibility/2006" xmlns:o="urn:schemas-microsoft-com:office:office" xmlns:r="http://schemas.openxmlformats.org/officeDocument/2006/relationships" xmlns:m="http://schemas.openxmlformats.org/officeDocument/2006/math" xmlns:v="urn:schemas-microsoft-com:vml" xmlns:wp="http://schemas.openxmlformats.org/drawingml/2006/wordprocessingDrawing" xmlns:w10="urn:schemas-microsoft-com:office:word" xmlns:w="http://schemas.openxmlformats.org/wordprocessingml/2006/main" xmlns:wne="http://schemas.microsoft.com/office/word/2006/wordml">
+<w:footnotes xmlns:wpc="http://schemas.microsoft.com/office/word/2010/wordprocessingCanvas" xmlns:cx="http://schemas.microsoft.com/office/drawing/2014/chartex" xmlns:cx1="http://schemas.microsoft.com/office/drawing/2015/9/8/chartex" xmlns:cx2="http://schemas.microsoft.com/office/drawing/2015/10/21/chartex" xmlns:cx3="http://schemas.microsoft.com/office/drawing/2016/5/9/chartex" xmlns:cx4="http://schemas.microsoft.com/office/drawing/2016/5/10/chartex" xmlns:cx5="http://schemas.microsoft.com/office/drawing/2016/5/11/chartex" xmlns:cx6="http://schemas.microsoft.com/office/drawing/2016/5/12/chartex" xmlns:cx7="http://schemas.microsoft.com/office/drawing/2016/5/13/chartex" xmlns:cx8="http://schemas.microsoft.com/office/drawing/2016/5/14/chartex" xmlns:mc="http://schemas.openxmlformats.org/markup-compatibility/2006" xmlns:aink="http://schemas.microsoft.com/office/drawing/2016/ink" xmlns:am3d="http://schemas.microsoft.com/office/drawing/2017/model3d" xmlns:o="urn:schemas-microsoft-com:office:office" xmlns:oel="http://schemas.microsoft.com/office/2019/extlst" xmlns:r="http://schemas.openxmlformats.org/officeDocument/2006/relationships" xmlns:m="http://schemas.openxmlformats.org/officeDocument/2006/math" xmlns:v="urn:schemas-microsoft-com:vml" xmlns:wp14="http://schemas.microsoft.com/office/word/2010/wordprocessingDrawing" xmlns:wp="http://schemas.openxmlformats.org/drawingml/2006/wordprocessingDrawing" xmlns:w10="urn:schemas-microsoft-com:office:word" xmlns:w="http://schemas.openxmlformats.org/wordprocessingml/2006/main" xmlns:w14="http://schemas.microsoft.com/office/word/2010/wordml" xmlns:w15="http://schemas.microsoft.com/office/word/2012/wordml" xmlns:w16cex="http://schemas.microsoft.com/office/word/2018/wordml/cex" xmlns:w16cid="http://schemas.microsoft.com/office/word/2016/wordml/cid" xmlns:w16="http://schemas.microsoft.com/office/word/2018/wordml" xmlns:w16du="http://schemas.microsoft.com/office/word/2023/wordml/word16du" xmlns:w16sdtdh="http://schemas.microsoft.com/office/word/2020/wordml/sdtdatahash" xmlns:w16sdtfl="http://schemas.microsoft.com/office/word/2024/wordml/sdtformatlock" xmlns:w16se="http://schemas.microsoft.com/office/word/2015/wordml/symex" xmlns:wpg="http://schemas.microsoft.com/office/word/2010/wordprocessingGroup" xmlns:wpi="http://schemas.microsoft.com/office/word/2010/wordprocessingInk" xmlns:wne="http://schemas.microsoft.com/office/word/2006/wordml" xmlns:wps="http://schemas.microsoft.com/office/word/2010/wordprocessingShape" mc:Ignorable="w14 w15 w16se w16cid w16 w16cex w16sdtdh w16sdtfl w16du wp14">
   <w:footnote w:type="separator" w:id="-1">
     <w:p>
       <w:r>
@@ -14713,7 +14766,7 @@
 </file>
 
 <file path=word/styles.xml><?xml version="1.0" encoding="utf-8"?>
-<w:styles xmlns:r="http://schemas.openxmlformats.org/officeDocument/2006/relationships" xmlns:w="http://schemas.openxmlformats.org/wordprocessingml/2006/main">
+<w:styles xmlns:mc="http://schemas.openxmlformats.org/markup-compatibility/2006" xmlns:r="http://schemas.openxmlformats.org/officeDocument/2006/relationships" xmlns:w="http://schemas.openxmlformats.org/wordprocessingml/2006/main" xmlns:w14="http://schemas.microsoft.com/office/word/2010/wordml" xmlns:w15="http://schemas.microsoft.com/office/word/2012/wordml" xmlns:w16cex="http://schemas.microsoft.com/office/word/2018/wordml/cex" xmlns:w16cid="http://schemas.microsoft.com/office/word/2016/wordml/cid" xmlns:w16="http://schemas.microsoft.com/office/word/2018/wordml" xmlns:w16du="http://schemas.microsoft.com/office/word/2023/wordml/word16du" xmlns:w16sdtdh="http://schemas.microsoft.com/office/word/2020/wordml/sdtdatahash" xmlns:w16sdtfl="http://schemas.microsoft.com/office/word/2024/wordml/sdtformatlock" xmlns:w16se="http://schemas.microsoft.com/office/word/2015/wordml/symex" mc:Ignorable="w14 w15 w16se w16cid w16 w16cex w16sdtdh w16sdtfl w16du">
   <w:docDefaults>
     <w:rPrDefault>
       <w:rPr>
@@ -14729,148 +14782,385 @@
       </w:pPr>
     </w:pPrDefault>
   </w:docDefaults>
-  <w:latentStyles w:defLockedState="0" w:defUIPriority="99" w:defSemiHidden="1" w:defUnhideWhenUsed="1" w:defQFormat="0" w:count="267">
-    <w:lsdException w:name="Normal" w:semiHidden="0" w:uiPriority="0" w:unhideWhenUsed="0" w:qFormat="1"/>
-    <w:lsdException w:name="heading 1" w:semiHidden="0" w:uiPriority="0" w:unhideWhenUsed="0" w:qFormat="1"/>
-    <w:lsdException w:name="heading 2" w:uiPriority="9" w:qFormat="1"/>
-    <w:lsdException w:name="heading 3" w:uiPriority="0" w:qFormat="1"/>
-    <w:lsdException w:name="heading 4" w:uiPriority="0" w:qFormat="1"/>
-    <w:lsdException w:name="heading 5" w:uiPriority="0" w:qFormat="1"/>
-    <w:lsdException w:name="heading 6" w:uiPriority="9" w:qFormat="1"/>
-    <w:lsdException w:name="heading 7" w:uiPriority="9" w:qFormat="1"/>
-    <w:lsdException w:name="heading 8" w:uiPriority="9" w:qFormat="1"/>
-    <w:lsdException w:name="heading 9" w:uiPriority="9" w:qFormat="1"/>
-    <w:lsdException w:name="toc 1" w:uiPriority="39"/>
-    <w:lsdException w:name="toc 2" w:uiPriority="39"/>
-    <w:lsdException w:name="toc 3" w:uiPriority="39"/>
-    <w:lsdException w:name="toc 4" w:uiPriority="39"/>
-    <w:lsdException w:name="toc 5" w:uiPriority="39"/>
-    <w:lsdException w:name="toc 6" w:uiPriority="39"/>
-    <w:lsdException w:name="toc 7" w:uiPriority="39"/>
-    <w:lsdException w:name="toc 8" w:uiPriority="39"/>
-    <w:lsdException w:name="toc 9" w:uiPriority="39"/>
-    <w:lsdException w:name="caption" w:uiPriority="35" w:qFormat="1"/>
-    <w:lsdException w:name="page number" w:uiPriority="0"/>
-    <w:lsdException w:name="Title" w:semiHidden="0" w:uiPriority="10" w:unhideWhenUsed="0" w:qFormat="1"/>
-    <w:lsdException w:name="Default Paragraph Font" w:uiPriority="1"/>
-    <w:lsdException w:name="Subtitle" w:semiHidden="0" w:uiPriority="11" w:unhideWhenUsed="0" w:qFormat="1"/>
-    <w:lsdException w:name="Body Text 2" w:uiPriority="0"/>
-    <w:lsdException w:name="Strong" w:semiHidden="0" w:uiPriority="22" w:unhideWhenUsed="0" w:qFormat="1"/>
-    <w:lsdException w:name="Emphasis" w:semiHidden="0" w:uiPriority="20" w:unhideWhenUsed="0" w:qFormat="1"/>
-    <w:lsdException w:name="Table Grid" w:semiHidden="0" w:uiPriority="59" w:unhideWhenUsed="0"/>
-    <w:lsdException w:name="Placeholder Text" w:unhideWhenUsed="0"/>
-    <w:lsdException w:name="No Spacing" w:semiHidden="0" w:uiPriority="1" w:unhideWhenUsed="0" w:qFormat="1"/>
-    <w:lsdException w:name="Light Shading" w:semiHidden="0" w:uiPriority="60" w:unhideWhenUsed="0"/>
-    <w:lsdException w:name="Light List" w:semiHidden="0" w:uiPriority="61" w:unhideWhenUsed="0"/>
-    <w:lsdException w:name="Light Grid" w:semiHidden="0" w:uiPriority="62" w:unhideWhenUsed="0"/>
-    <w:lsdException w:name="Medium Shading 1" w:semiHidden="0" w:uiPriority="63" w:unhideWhenUsed="0"/>
-    <w:lsdException w:name="Medium Shading 2" w:semiHidden="0" w:uiPriority="64" w:unhideWhenUsed="0"/>
-    <w:lsdException w:name="Medium List 1" w:semiHidden="0" w:uiPriority="65" w:unhideWhenUsed="0"/>
-    <w:lsdException w:name="Medium List 2" w:semiHidden="0" w:uiPriority="66" w:unhideWhenUsed="0"/>
-    <w:lsdException w:name="Medium Grid 1" w:semiHidden="0" w:uiPriority="67" w:unhideWhenUsed="0"/>
-    <w:lsdException w:name="Medium Grid 2" w:semiHidden="0" w:uiPriority="68" w:unhideWhenUsed="0"/>
-    <w:lsdException w:name="Medium Grid 3" w:semiHidden="0" w:uiPriority="69" w:unhideWhenUsed="0"/>
-    <w:lsdException w:name="Dark List" w:semiHidden="0" w:uiPriority="70" w:unhideWhenUsed="0"/>
-    <w:lsdException w:name="Colorful Shading" w:semiHidden="0" w:uiPriority="71" w:unhideWhenUsed="0"/>
-    <w:lsdException w:name="Colorful List" w:semiHidden="0" w:uiPriority="72" w:unhideWhenUsed="0"/>
-    <w:lsdException w:name="Colorful Grid" w:semiHidden="0" w:uiPriority="73" w:unhideWhenUsed="0"/>
-    <w:lsdException w:name="Light Shading Accent 1" w:semiHidden="0" w:uiPriority="60" w:unhideWhenUsed="0"/>
-    <w:lsdException w:name="Light List Accent 1" w:semiHidden="0" w:uiPriority="61" w:unhideWhenUsed="0"/>
-    <w:lsdException w:name="Light Grid Accent 1" w:semiHidden="0" w:uiPriority="62" w:unhideWhenUsed="0"/>
-    <w:lsdException w:name="Medium Shading 1 Accent 1" w:semiHidden="0" w:uiPriority="63" w:unhideWhenUsed="0"/>
-    <w:lsdException w:name="Medium Shading 2 Accent 1" w:semiHidden="0" w:uiPriority="64" w:unhideWhenUsed="0"/>
-    <w:lsdException w:name="Medium List 1 Accent 1" w:semiHidden="0" w:uiPriority="65" w:unhideWhenUsed="0"/>
-    <w:lsdException w:name="Revision" w:unhideWhenUsed="0"/>
-    <w:lsdException w:name="List Paragraph" w:semiHidden="0" w:uiPriority="34" w:unhideWhenUsed="0" w:qFormat="1"/>
-    <w:lsdException w:name="Quote" w:semiHidden="0" w:uiPriority="29" w:unhideWhenUsed="0" w:qFormat="1"/>
-    <w:lsdException w:name="Intense Quote" w:semiHidden="0" w:uiPriority="30" w:unhideWhenUsed="0" w:qFormat="1"/>
-    <w:lsdException w:name="Medium List 2 Accent 1" w:semiHidden="0" w:uiPriority="66" w:unhideWhenUsed="0"/>
-    <w:lsdException w:name="Medium Grid 1 Accent 1" w:semiHidden="0" w:uiPriority="67" w:unhideWhenUsed="0"/>
-    <w:lsdException w:name="Medium Grid 2 Accent 1" w:semiHidden="0" w:uiPriority="68" w:unhideWhenUsed="0"/>
-    <w:lsdException w:name="Medium Grid 3 Accent 1" w:semiHidden="0" w:uiPriority="69" w:unhideWhenUsed="0"/>
-    <w:lsdException w:name="Dark List Accent 1" w:semiHidden="0" w:uiPriority="70" w:unhideWhenUsed="0"/>
-    <w:lsdException w:name="Colorful Shading Accent 1" w:semiHidden="0" w:uiPriority="71" w:unhideWhenUsed="0"/>
-    <w:lsdException w:name="Colorful List Accent 1" w:semiHidden="0" w:uiPriority="72" w:unhideWhenUsed="0"/>
-    <w:lsdException w:name="Colorful Grid Accent 1" w:semiHidden="0" w:uiPriority="73" w:unhideWhenUsed="0"/>
-    <w:lsdException w:name="Light Shading Accent 2" w:semiHidden="0" w:uiPriority="60" w:unhideWhenUsed="0"/>
-    <w:lsdException w:name="Light List Accent 2" w:semiHidden="0" w:uiPriority="61" w:unhideWhenUsed="0"/>
-    <w:lsdException w:name="Light Grid Accent 2" w:semiHidden="0" w:uiPriority="62" w:unhideWhenUsed="0"/>
-    <w:lsdException w:name="Medium Shading 1 Accent 2" w:semiHidden="0" w:uiPriority="63" w:unhideWhenUsed="0"/>
-    <w:lsdException w:name="Medium Shading 2 Accent 2" w:semiHidden="0" w:uiPriority="64" w:unhideWhenUsed="0"/>
-    <w:lsdException w:name="Medium List 1 Accent 2" w:semiHidden="0" w:uiPriority="65" w:unhideWhenUsed="0"/>
-    <w:lsdException w:name="Medium List 2 Accent 2" w:semiHidden="0" w:uiPriority="66" w:unhideWhenUsed="0"/>
-    <w:lsdException w:name="Medium Grid 1 Accent 2" w:semiHidden="0" w:uiPriority="67" w:unhideWhenUsed="0"/>
-    <w:lsdException w:name="Medium Grid 2 Accent 2" w:semiHidden="0" w:uiPriority="68" w:unhideWhenUsed="0"/>
-    <w:lsdException w:name="Medium Grid 3 Accent 2" w:semiHidden="0" w:uiPriority="69" w:unhideWhenUsed="0"/>
-    <w:lsdException w:name="Dark List Accent 2" w:semiHidden="0" w:uiPriority="70" w:unhideWhenUsed="0"/>
-    <w:lsdException w:name="Colorful Shading Accent 2" w:semiHidden="0" w:uiPriority="71" w:unhideWhenUsed="0"/>
-    <w:lsdException w:name="Colorful List Accent 2" w:semiHidden="0" w:uiPriority="72" w:unhideWhenUsed="0"/>
-    <w:lsdException w:name="Colorful Grid Accent 2" w:semiHidden="0" w:uiPriority="73" w:unhideWhenUsed="0"/>
-    <w:lsdException w:name="Light Shading Accent 3" w:semiHidden="0" w:uiPriority="60" w:unhideWhenUsed="0"/>
-    <w:lsdException w:name="Light List Accent 3" w:semiHidden="0" w:uiPriority="61" w:unhideWhenUsed="0"/>
-    <w:lsdException w:name="Light Grid Accent 3" w:semiHidden="0" w:uiPriority="62" w:unhideWhenUsed="0"/>
-    <w:lsdException w:name="Medium Shading 1 Accent 3" w:semiHidden="0" w:uiPriority="63" w:unhideWhenUsed="0"/>
-    <w:lsdException w:name="Medium Shading 2 Accent 3" w:semiHidden="0" w:uiPriority="64" w:unhideWhenUsed="0"/>
-    <w:lsdException w:name="Medium List 1 Accent 3" w:semiHidden="0" w:uiPriority="65" w:unhideWhenUsed="0"/>
-    <w:lsdException w:name="Medium List 2 Accent 3" w:semiHidden="0" w:uiPriority="66" w:unhideWhenUsed="0"/>
-    <w:lsdException w:name="Medium Grid 1 Accent 3" w:semiHidden="0" w:uiPriority="67" w:unhideWhenUsed="0"/>
-    <w:lsdException w:name="Medium Grid 2 Accent 3" w:semiHidden="0" w:uiPriority="68" w:unhideWhenUsed="0"/>
-    <w:lsdException w:name="Medium Grid 3 Accent 3" w:semiHidden="0" w:uiPriority="69" w:unhideWhenUsed="0"/>
-    <w:lsdException w:name="Dark List Accent 3" w:semiHidden="0" w:uiPriority="70" w:unhideWhenUsed="0"/>
-    <w:lsdException w:name="Colorful Shading Accent 3" w:semiHidden="0" w:uiPriority="71" w:unhideWhenUsed="0"/>
-    <w:lsdException w:name="Colorful List Accent 3" w:semiHidden="0" w:uiPriority="72" w:unhideWhenUsed="0"/>
-    <w:lsdException w:name="Colorful Grid Accent 3" w:semiHidden="0" w:uiPriority="73" w:unhideWhenUsed="0"/>
-    <w:lsdException w:name="Light Shading Accent 4" w:semiHidden="0" w:uiPriority="60" w:unhideWhenUsed="0"/>
-    <w:lsdException w:name="Light List Accent 4" w:semiHidden="0" w:uiPriority="61" w:unhideWhenUsed="0"/>
-    <w:lsdException w:name="Light Grid Accent 4" w:semiHidden="0" w:uiPriority="62" w:unhideWhenUsed="0"/>
-    <w:lsdException w:name="Medium Shading 1 Accent 4" w:semiHidden="0" w:uiPriority="63" w:unhideWhenUsed="0"/>
-    <w:lsdException w:name="Medium Shading 2 Accent 4" w:semiHidden="0" w:uiPriority="64" w:unhideWhenUsed="0"/>
-    <w:lsdException w:name="Medium List 1 Accent 4" w:semiHidden="0" w:uiPriority="65" w:unhideWhenUsed="0"/>
-    <w:lsdException w:name="Medium List 2 Accent 4" w:semiHidden="0" w:uiPriority="66" w:unhideWhenUsed="0"/>
-    <w:lsdException w:name="Medium Grid 1 Accent 4" w:semiHidden="0" w:uiPriority="67" w:unhideWhenUsed="0"/>
-    <w:lsdException w:name="Medium Grid 2 Accent 4" w:semiHidden="0" w:uiPriority="68" w:unhideWhenUsed="0"/>
-    <w:lsdException w:name="Medium Grid 3 Accent 4" w:semiHidden="0" w:uiPriority="69" w:unhideWhenUsed="0"/>
-    <w:lsdException w:name="Dark List Accent 4" w:semiHidden="0" w:uiPriority="70" w:unhideWhenUsed="0"/>
-    <w:lsdException w:name="Colorful Shading Accent 4" w:semiHidden="0" w:uiPriority="71" w:unhideWhenUsed="0"/>
-    <w:lsdException w:name="Colorful List Accent 4" w:semiHidden="0" w:uiPriority="72" w:unhideWhenUsed="0"/>
-    <w:lsdException w:name="Colorful Grid Accent 4" w:semiHidden="0" w:uiPriority="73" w:unhideWhenUsed="0"/>
-    <w:lsdException w:name="Light Shading Accent 5" w:semiHidden="0" w:uiPriority="60" w:unhideWhenUsed="0"/>
-    <w:lsdException w:name="Light List Accent 5" w:semiHidden="0" w:uiPriority="61" w:unhideWhenUsed="0"/>
-    <w:lsdException w:name="Light Grid Accent 5" w:semiHidden="0" w:uiPriority="62" w:unhideWhenUsed="0"/>
-    <w:lsdException w:name="Medium Shading 1 Accent 5" w:semiHidden="0" w:uiPriority="63" w:unhideWhenUsed="0"/>
-    <w:lsdException w:name="Medium Shading 2 Accent 5" w:semiHidden="0" w:uiPriority="64" w:unhideWhenUsed="0"/>
-    <w:lsdException w:name="Medium List 1 Accent 5" w:semiHidden="0" w:uiPriority="65" w:unhideWhenUsed="0"/>
-    <w:lsdException w:name="Medium List 2 Accent 5" w:semiHidden="0" w:uiPriority="66" w:unhideWhenUsed="0"/>
-    <w:lsdException w:name="Medium Grid 1 Accent 5" w:semiHidden="0" w:uiPriority="67" w:unhideWhenUsed="0"/>
-    <w:lsdException w:name="Medium Grid 2 Accent 5" w:semiHidden="0" w:uiPriority="68" w:unhideWhenUsed="0"/>
-    <w:lsdException w:name="Medium Grid 3 Accent 5" w:semiHidden="0" w:uiPriority="69" w:unhideWhenUsed="0"/>
-    <w:lsdException w:name="Dark List Accent 5" w:semiHidden="0" w:uiPriority="70" w:unhideWhenUsed="0"/>
-    <w:lsdException w:name="Colorful Shading Accent 5" w:semiHidden="0" w:uiPriority="71" w:unhideWhenUsed="0"/>
-    <w:lsdException w:name="Colorful List Accent 5" w:semiHidden="0" w:uiPriority="72" w:unhideWhenUsed="0"/>
-    <w:lsdException w:name="Colorful Grid Accent 5" w:semiHidden="0" w:uiPriority="73" w:unhideWhenUsed="0"/>
-    <w:lsdException w:name="Light Shading Accent 6" w:semiHidden="0" w:uiPriority="60" w:unhideWhenUsed="0"/>
-    <w:lsdException w:name="Light List Accent 6" w:semiHidden="0" w:uiPriority="61" w:unhideWhenUsed="0"/>
-    <w:lsdException w:name="Light Grid Accent 6" w:semiHidden="0" w:uiPriority="62" w:unhideWhenUsed="0"/>
-    <w:lsdException w:name="Medium Shading 1 Accent 6" w:semiHidden="0" w:uiPriority="63" w:unhideWhenUsed="0"/>
-    <w:lsdException w:name="Medium Shading 2 Accent 6" w:semiHidden="0" w:uiPriority="64" w:unhideWhenUsed="0"/>
-    <w:lsdException w:name="Medium List 1 Accent 6" w:semiHidden="0" w:uiPriority="65" w:unhideWhenUsed="0"/>
-    <w:lsdException w:name="Medium List 2 Accent 6" w:semiHidden="0" w:uiPriority="66" w:unhideWhenUsed="0"/>
-    <w:lsdException w:name="Medium Grid 1 Accent 6" w:semiHidden="0" w:uiPriority="67" w:unhideWhenUsed="0"/>
-    <w:lsdException w:name="Medium Grid 2 Accent 6" w:semiHidden="0" w:uiPriority="68" w:unhideWhenUsed="0"/>
-    <w:lsdException w:name="Medium Grid 3 Accent 6" w:semiHidden="0" w:uiPriority="69" w:unhideWhenUsed="0"/>
-    <w:lsdException w:name="Dark List Accent 6" w:semiHidden="0" w:uiPriority="70" w:unhideWhenUsed="0"/>
-    <w:lsdException w:name="Colorful Shading Accent 6" w:semiHidden="0" w:uiPriority="71" w:unhideWhenUsed="0"/>
-    <w:lsdException w:name="Colorful List Accent 6" w:semiHidden="0" w:uiPriority="72" w:unhideWhenUsed="0"/>
-    <w:lsdException w:name="Colorful Grid Accent 6" w:semiHidden="0" w:uiPriority="73" w:unhideWhenUsed="0"/>
-    <w:lsdException w:name="Subtle Emphasis" w:semiHidden="0" w:uiPriority="19" w:unhideWhenUsed="0" w:qFormat="1"/>
-    <w:lsdException w:name="Intense Emphasis" w:semiHidden="0" w:uiPriority="21" w:unhideWhenUsed="0" w:qFormat="1"/>
-    <w:lsdException w:name="Subtle Reference" w:semiHidden="0" w:uiPriority="31" w:unhideWhenUsed="0" w:qFormat="1"/>
-    <w:lsdException w:name="Intense Reference" w:semiHidden="0" w:uiPriority="32" w:unhideWhenUsed="0" w:qFormat="1"/>
-    <w:lsdException w:name="Book Title" w:semiHidden="0" w:uiPriority="33" w:unhideWhenUsed="0" w:qFormat="1"/>
-    <w:lsdException w:name="Bibliography" w:uiPriority="37"/>
-    <w:lsdException w:name="TOC Heading" w:uiPriority="39" w:qFormat="1"/>
+  <w:latentStyles w:defLockedState="0" w:defUIPriority="99" w:defSemiHidden="0" w:defUnhideWhenUsed="0" w:defQFormat="0" w:count="376">
+    <w:lsdException w:name="Normal" w:uiPriority="0" w:qFormat="1"/>
+    <w:lsdException w:name="heading 1" w:uiPriority="0" w:qFormat="1"/>
+    <w:lsdException w:name="heading 2" w:semiHidden="1" w:uiPriority="9" w:unhideWhenUsed="1" w:qFormat="1"/>
+    <w:lsdException w:name="heading 3" w:semiHidden="1" w:uiPriority="0" w:unhideWhenUsed="1" w:qFormat="1"/>
+    <w:lsdException w:name="heading 4" w:semiHidden="1" w:uiPriority="0" w:unhideWhenUsed="1" w:qFormat="1"/>
+    <w:lsdException w:name="heading 5" w:semiHidden="1" w:uiPriority="0" w:unhideWhenUsed="1" w:qFormat="1"/>
+    <w:lsdException w:name="heading 6" w:semiHidden="1" w:uiPriority="9" w:unhideWhenUsed="1" w:qFormat="1"/>
+    <w:lsdException w:name="heading 7" w:semiHidden="1" w:uiPriority="9" w:unhideWhenUsed="1" w:qFormat="1"/>
+    <w:lsdException w:name="heading 8" w:semiHidden="1" w:uiPriority="9" w:unhideWhenUsed="1" w:qFormat="1"/>
+    <w:lsdException w:name="heading 9" w:semiHidden="1" w:uiPriority="9" w:unhideWhenUsed="1" w:qFormat="1"/>
+    <w:lsdException w:name="index 1" w:semiHidden="1" w:unhideWhenUsed="1"/>
+    <w:lsdException w:name="index 2" w:semiHidden="1" w:unhideWhenUsed="1"/>
+    <w:lsdException w:name="index 3" w:semiHidden="1" w:unhideWhenUsed="1"/>
+    <w:lsdException w:name="index 4" w:semiHidden="1" w:unhideWhenUsed="1"/>
+    <w:lsdException w:name="index 5" w:semiHidden="1" w:unhideWhenUsed="1"/>
+    <w:lsdException w:name="index 6" w:semiHidden="1" w:unhideWhenUsed="1"/>
+    <w:lsdException w:name="index 7" w:semiHidden="1" w:unhideWhenUsed="1"/>
+    <w:lsdException w:name="index 8" w:semiHidden="1" w:unhideWhenUsed="1"/>
+    <w:lsdException w:name="index 9" w:semiHidden="1" w:unhideWhenUsed="1"/>
+    <w:lsdException w:name="toc 1" w:semiHidden="1" w:uiPriority="39" w:unhideWhenUsed="1"/>
+    <w:lsdException w:name="toc 2" w:semiHidden="1" w:uiPriority="39" w:unhideWhenUsed="1"/>
+    <w:lsdException w:name="toc 3" w:semiHidden="1" w:uiPriority="39" w:unhideWhenUsed="1"/>
+    <w:lsdException w:name="toc 4" w:semiHidden="1" w:uiPriority="39" w:unhideWhenUsed="1"/>
+    <w:lsdException w:name="toc 5" w:semiHidden="1" w:uiPriority="39" w:unhideWhenUsed="1"/>
+    <w:lsdException w:name="toc 6" w:semiHidden="1" w:uiPriority="39" w:unhideWhenUsed="1"/>
+    <w:lsdException w:name="toc 7" w:semiHidden="1" w:uiPriority="39" w:unhideWhenUsed="1"/>
+    <w:lsdException w:name="toc 8" w:semiHidden="1" w:uiPriority="39" w:unhideWhenUsed="1"/>
+    <w:lsdException w:name="toc 9" w:semiHidden="1" w:uiPriority="39" w:unhideWhenUsed="1"/>
+    <w:lsdException w:name="Normal Indent" w:semiHidden="1" w:unhideWhenUsed="1"/>
+    <w:lsdException w:name="footnote text" w:semiHidden="1" w:unhideWhenUsed="1"/>
+    <w:lsdException w:name="annotation text" w:semiHidden="1" w:unhideWhenUsed="1"/>
+    <w:lsdException w:name="header" w:semiHidden="1" w:unhideWhenUsed="1"/>
+    <w:lsdException w:name="footer" w:semiHidden="1" w:unhideWhenUsed="1"/>
+    <w:lsdException w:name="index heading" w:semiHidden="1" w:unhideWhenUsed="1"/>
+    <w:lsdException w:name="caption" w:semiHidden="1" w:uiPriority="35" w:unhideWhenUsed="1" w:qFormat="1"/>
+    <w:lsdException w:name="table of figures" w:semiHidden="1" w:unhideWhenUsed="1"/>
+    <w:lsdException w:name="envelope address" w:semiHidden="1" w:unhideWhenUsed="1"/>
+    <w:lsdException w:name="envelope return" w:semiHidden="1" w:unhideWhenUsed="1"/>
+    <w:lsdException w:name="footnote reference" w:semiHidden="1" w:unhideWhenUsed="1"/>
+    <w:lsdException w:name="annotation reference" w:semiHidden="1" w:unhideWhenUsed="1"/>
+    <w:lsdException w:name="line number" w:semiHidden="1" w:unhideWhenUsed="1"/>
+    <w:lsdException w:name="page number" w:semiHidden="1" w:uiPriority="0" w:unhideWhenUsed="1"/>
+    <w:lsdException w:name="endnote reference" w:semiHidden="1" w:unhideWhenUsed="1"/>
+    <w:lsdException w:name="endnote text" w:semiHidden="1" w:unhideWhenUsed="1"/>
+    <w:lsdException w:name="table of authorities" w:semiHidden="1" w:unhideWhenUsed="1"/>
+    <w:lsdException w:name="macro" w:semiHidden="1" w:unhideWhenUsed="1"/>
+    <w:lsdException w:name="toa heading" w:semiHidden="1" w:unhideWhenUsed="1"/>
+    <w:lsdException w:name="List" w:semiHidden="1" w:unhideWhenUsed="1"/>
+    <w:lsdException w:name="List Bullet" w:semiHidden="1" w:unhideWhenUsed="1"/>
+    <w:lsdException w:name="List Number" w:semiHidden="1" w:unhideWhenUsed="1"/>
+    <w:lsdException w:name="List 2" w:semiHidden="1" w:unhideWhenUsed="1"/>
+    <w:lsdException w:name="List 3" w:semiHidden="1" w:unhideWhenUsed="1"/>
+    <w:lsdException w:name="List 4" w:semiHidden="1" w:unhideWhenUsed="1"/>
+    <w:lsdException w:name="List 5" w:semiHidden="1" w:unhideWhenUsed="1"/>
+    <w:lsdException w:name="List Bullet 2" w:semiHidden="1" w:unhideWhenUsed="1"/>
+    <w:lsdException w:name="List Bullet 3" w:semiHidden="1" w:unhideWhenUsed="1"/>
+    <w:lsdException w:name="List Bullet 4" w:semiHidden="1" w:unhideWhenUsed="1"/>
+    <w:lsdException w:name="List Bullet 5" w:semiHidden="1" w:unhideWhenUsed="1"/>
+    <w:lsdException w:name="List Number 2" w:semiHidden="1" w:unhideWhenUsed="1"/>
+    <w:lsdException w:name="List Number 3" w:semiHidden="1" w:unhideWhenUsed="1"/>
+    <w:lsdException w:name="List Number 4" w:semiHidden="1" w:unhideWhenUsed="1"/>
+    <w:lsdException w:name="List Number 5" w:semiHidden="1" w:unhideWhenUsed="1"/>
+    <w:lsdException w:name="Title" w:uiPriority="10" w:qFormat="1"/>
+    <w:lsdException w:name="Closing" w:semiHidden="1" w:unhideWhenUsed="1"/>
+    <w:lsdException w:name="Signature" w:semiHidden="1" w:unhideWhenUsed="1"/>
+    <w:lsdException w:name="Default Paragraph Font" w:semiHidden="1" w:uiPriority="1" w:unhideWhenUsed="1"/>
+    <w:lsdException w:name="Body Text" w:semiHidden="1" w:unhideWhenUsed="1"/>
+    <w:lsdException w:name="Body Text Indent" w:semiHidden="1" w:unhideWhenUsed="1"/>
+    <w:lsdException w:name="List Continue" w:semiHidden="1" w:unhideWhenUsed="1"/>
+    <w:lsdException w:name="List Continue 2" w:semiHidden="1" w:unhideWhenUsed="1"/>
+    <w:lsdException w:name="List Continue 3" w:semiHidden="1" w:unhideWhenUsed="1"/>
+    <w:lsdException w:name="List Continue 4" w:semiHidden="1" w:unhideWhenUsed="1"/>
+    <w:lsdException w:name="List Continue 5" w:semiHidden="1" w:unhideWhenUsed="1"/>
+    <w:lsdException w:name="Message Header" w:semiHidden="1" w:unhideWhenUsed="1"/>
+    <w:lsdException w:name="Subtitle" w:uiPriority="11" w:qFormat="1"/>
+    <w:lsdException w:name="Salutation" w:semiHidden="1" w:unhideWhenUsed="1"/>
+    <w:lsdException w:name="Date" w:semiHidden="1" w:unhideWhenUsed="1"/>
+    <w:lsdException w:name="Body Text First Indent" w:semiHidden="1" w:unhideWhenUsed="1"/>
+    <w:lsdException w:name="Body Text First Indent 2" w:semiHidden="1" w:unhideWhenUsed="1"/>
+    <w:lsdException w:name="Note Heading" w:semiHidden="1" w:unhideWhenUsed="1"/>
+    <w:lsdException w:name="Body Text 2" w:semiHidden="1" w:uiPriority="0" w:unhideWhenUsed="1"/>
+    <w:lsdException w:name="Body Text 3" w:semiHidden="1" w:unhideWhenUsed="1"/>
+    <w:lsdException w:name="Body Text Indent 2" w:semiHidden="1" w:unhideWhenUsed="1"/>
+    <w:lsdException w:name="Body Text Indent 3" w:semiHidden="1" w:unhideWhenUsed="1"/>
+    <w:lsdException w:name="Block Text" w:semiHidden="1" w:unhideWhenUsed="1"/>
+    <w:lsdException w:name="Hyperlink" w:semiHidden="1" w:unhideWhenUsed="1"/>
+    <w:lsdException w:name="FollowedHyperlink" w:semiHidden="1" w:unhideWhenUsed="1"/>
+    <w:lsdException w:name="Strong" w:uiPriority="22" w:qFormat="1"/>
+    <w:lsdException w:name="Emphasis" w:uiPriority="20" w:qFormat="1"/>
+    <w:lsdException w:name="Document Map" w:semiHidden="1" w:unhideWhenUsed="1"/>
+    <w:lsdException w:name="Plain Text" w:semiHidden="1" w:unhideWhenUsed="1"/>
+    <w:lsdException w:name="E-mail Signature" w:semiHidden="1" w:unhideWhenUsed="1"/>
+    <w:lsdException w:name="HTML Top of Form" w:semiHidden="1" w:unhideWhenUsed="1"/>
+    <w:lsdException w:name="HTML Bottom of Form" w:semiHidden="1" w:unhideWhenUsed="1"/>
+    <w:lsdException w:name="Normal (Web)" w:semiHidden="1" w:unhideWhenUsed="1"/>
+    <w:lsdException w:name="HTML Acronym" w:semiHidden="1" w:unhideWhenUsed="1"/>
+    <w:lsdException w:name="HTML Address" w:semiHidden="1" w:unhideWhenUsed="1"/>
+    <w:lsdException w:name="HTML Cite" w:semiHidden="1" w:unhideWhenUsed="1"/>
+    <w:lsdException w:name="HTML Code" w:semiHidden="1" w:unhideWhenUsed="1"/>
+    <w:lsdException w:name="HTML Definition" w:semiHidden="1" w:unhideWhenUsed="1"/>
+    <w:lsdException w:name="HTML Keyboard" w:semiHidden="1" w:unhideWhenUsed="1"/>
+    <w:lsdException w:name="HTML Preformatted" w:semiHidden="1" w:unhideWhenUsed="1"/>
+    <w:lsdException w:name="HTML Sample" w:semiHidden="1" w:unhideWhenUsed="1"/>
+    <w:lsdException w:name="HTML Typewriter" w:semiHidden="1" w:unhideWhenUsed="1"/>
+    <w:lsdException w:name="HTML Variable" w:semiHidden="1" w:unhideWhenUsed="1"/>
+    <w:lsdException w:name="Normal Table" w:semiHidden="1" w:unhideWhenUsed="1"/>
+    <w:lsdException w:name="annotation subject" w:semiHidden="1" w:unhideWhenUsed="1"/>
+    <w:lsdException w:name="No List" w:semiHidden="1" w:unhideWhenUsed="1"/>
+    <w:lsdException w:name="Outline List 1" w:semiHidden="1" w:unhideWhenUsed="1"/>
+    <w:lsdException w:name="Outline List 2" w:semiHidden="1" w:unhideWhenUsed="1"/>
+    <w:lsdException w:name="Outline List 3" w:semiHidden="1" w:unhideWhenUsed="1"/>
+    <w:lsdException w:name="Table Simple 1" w:semiHidden="1" w:unhideWhenUsed="1"/>
+    <w:lsdException w:name="Table Simple 2" w:semiHidden="1" w:unhideWhenUsed="1"/>
+    <w:lsdException w:name="Table Simple 3" w:semiHidden="1" w:unhideWhenUsed="1"/>
+    <w:lsdException w:name="Table Classic 1" w:semiHidden="1" w:unhideWhenUsed="1"/>
+    <w:lsdException w:name="Table Classic 2" w:semiHidden="1" w:unhideWhenUsed="1"/>
+    <w:lsdException w:name="Table Classic 3" w:semiHidden="1" w:unhideWhenUsed="1"/>
+    <w:lsdException w:name="Table Classic 4" w:semiHidden="1" w:unhideWhenUsed="1"/>
+    <w:lsdException w:name="Table Colorful 1" w:semiHidden="1" w:unhideWhenUsed="1"/>
+    <w:lsdException w:name="Table Colorful 2" w:semiHidden="1" w:unhideWhenUsed="1"/>
+    <w:lsdException w:name="Table Colorful 3" w:semiHidden="1" w:unhideWhenUsed="1"/>
+    <w:lsdException w:name="Table Columns 1" w:semiHidden="1" w:unhideWhenUsed="1"/>
+    <w:lsdException w:name="Table Columns 2" w:semiHidden="1" w:unhideWhenUsed="1"/>
+    <w:lsdException w:name="Table Columns 3" w:semiHidden="1" w:unhideWhenUsed="1"/>
+    <w:lsdException w:name="Table Columns 4" w:semiHidden="1" w:unhideWhenUsed="1"/>
+    <w:lsdException w:name="Table Columns 5" w:semiHidden="1" w:unhideWhenUsed="1"/>
+    <w:lsdException w:name="Table Grid 1" w:semiHidden="1" w:unhideWhenUsed="1"/>
+    <w:lsdException w:name="Table Grid 2" w:semiHidden="1" w:unhideWhenUsed="1"/>
+    <w:lsdException w:name="Table Grid 3" w:semiHidden="1" w:unhideWhenUsed="1"/>
+    <w:lsdException w:name="Table Grid 4" w:semiHidden="1" w:unhideWhenUsed="1"/>
+    <w:lsdException w:name="Table Grid 5" w:semiHidden="1" w:unhideWhenUsed="1"/>
+    <w:lsdException w:name="Table Grid 6" w:semiHidden="1" w:unhideWhenUsed="1"/>
+    <w:lsdException w:name="Table Grid 7" w:semiHidden="1" w:unhideWhenUsed="1"/>
+    <w:lsdException w:name="Table Grid 8" w:semiHidden="1" w:unhideWhenUsed="1"/>
+    <w:lsdException w:name="Table List 1" w:semiHidden="1" w:unhideWhenUsed="1"/>
+    <w:lsdException w:name="Table List 2" w:semiHidden="1" w:unhideWhenUsed="1"/>
+    <w:lsdException w:name="Table List 3" w:semiHidden="1" w:unhideWhenUsed="1"/>
+    <w:lsdException w:name="Table List 4" w:semiHidden="1" w:unhideWhenUsed="1"/>
+    <w:lsdException w:name="Table List 5" w:semiHidden="1" w:unhideWhenUsed="1"/>
+    <w:lsdException w:name="Table List 6" w:semiHidden="1" w:unhideWhenUsed="1"/>
+    <w:lsdException w:name="Table List 7" w:semiHidden="1" w:unhideWhenUsed="1"/>
+    <w:lsdException w:name="Table List 8" w:semiHidden="1" w:unhideWhenUsed="1"/>
+    <w:lsdException w:name="Table 3D effects 1" w:semiHidden="1" w:unhideWhenUsed="1"/>
+    <w:lsdException w:name="Table 3D effects 2" w:semiHidden="1" w:unhideWhenUsed="1"/>
+    <w:lsdException w:name="Table 3D effects 3" w:semiHidden="1" w:unhideWhenUsed="1"/>
+    <w:lsdException w:name="Table Contemporary" w:semiHidden="1" w:unhideWhenUsed="1"/>
+    <w:lsdException w:name="Table Elegant" w:semiHidden="1" w:unhideWhenUsed="1"/>
+    <w:lsdException w:name="Table Professional" w:semiHidden="1" w:unhideWhenUsed="1"/>
+    <w:lsdException w:name="Table Subtle 1" w:semiHidden="1" w:unhideWhenUsed="1"/>
+    <w:lsdException w:name="Table Subtle 2" w:semiHidden="1" w:unhideWhenUsed="1"/>
+    <w:lsdException w:name="Table Web 1" w:semiHidden="1" w:unhideWhenUsed="1"/>
+    <w:lsdException w:name="Table Web 2" w:semiHidden="1" w:unhideWhenUsed="1"/>
+    <w:lsdException w:name="Table Web 3" w:semiHidden="1" w:unhideWhenUsed="1"/>
+    <w:lsdException w:name="Balloon Text" w:semiHidden="1" w:unhideWhenUsed="1"/>
+    <w:lsdException w:name="Table Grid" w:uiPriority="59"/>
+    <w:lsdException w:name="Table Theme" w:semiHidden="1" w:unhideWhenUsed="1"/>
+    <w:lsdException w:name="Placeholder Text" w:semiHidden="1"/>
+    <w:lsdException w:name="No Spacing" w:uiPriority="1" w:qFormat="1"/>
+    <w:lsdException w:name="Light Shading" w:uiPriority="60"/>
+    <w:lsdException w:name="Light List" w:uiPriority="61"/>
+    <w:lsdException w:name="Light Grid" w:uiPriority="62"/>
+    <w:lsdException w:name="Medium Shading 1" w:uiPriority="63"/>
+    <w:lsdException w:name="Medium Shading 2" w:uiPriority="64"/>
+    <w:lsdException w:name="Medium List 1" w:uiPriority="65"/>
+    <w:lsdException w:name="Medium List 2" w:uiPriority="66"/>
+    <w:lsdException w:name="Medium Grid 1" w:uiPriority="67"/>
+    <w:lsdException w:name="Medium Grid 2" w:uiPriority="68"/>
+    <w:lsdException w:name="Medium Grid 3" w:uiPriority="69"/>
+    <w:lsdException w:name="Dark List" w:uiPriority="70"/>
+    <w:lsdException w:name="Colorful Shading" w:uiPriority="71"/>
+    <w:lsdException w:name="Colorful List" w:uiPriority="72"/>
+    <w:lsdException w:name="Colorful Grid" w:uiPriority="73"/>
+    <w:lsdException w:name="Light Shading Accent 1" w:uiPriority="60"/>
+    <w:lsdException w:name="Light List Accent 1" w:uiPriority="61"/>
+    <w:lsdException w:name="Light Grid Accent 1" w:uiPriority="62"/>
+    <w:lsdException w:name="Medium Shading 1 Accent 1" w:uiPriority="63"/>
+    <w:lsdException w:name="Medium Shading 2 Accent 1" w:uiPriority="64"/>
+    <w:lsdException w:name="Medium List 1 Accent 1" w:uiPriority="65"/>
+    <w:lsdException w:name="Revision" w:semiHidden="1"/>
+    <w:lsdException w:name="List Paragraph" w:uiPriority="34" w:qFormat="1"/>
+    <w:lsdException w:name="Quote" w:uiPriority="29" w:qFormat="1"/>
+    <w:lsdException w:name="Intense Quote" w:uiPriority="30" w:qFormat="1"/>
+    <w:lsdException w:name="Medium List 2 Accent 1" w:uiPriority="66"/>
+    <w:lsdException w:name="Medium Grid 1 Accent 1" w:uiPriority="67"/>
+    <w:lsdException w:name="Medium Grid 2 Accent 1" w:uiPriority="68"/>
+    <w:lsdException w:name="Medium Grid 3 Accent 1" w:uiPriority="69"/>
+    <w:lsdException w:name="Dark List Accent 1" w:uiPriority="70"/>
+    <w:lsdException w:name="Colorful Shading Accent 1" w:uiPriority="71"/>
+    <w:lsdException w:name="Colorful List Accent 1" w:uiPriority="72"/>
+    <w:lsdException w:name="Colorful Grid Accent 1" w:uiPriority="73"/>
+    <w:lsdException w:name="Light Shading Accent 2" w:uiPriority="60"/>
+    <w:lsdException w:name="Light List Accent 2" w:uiPriority="61"/>
+    <w:lsdException w:name="Light Grid Accent 2" w:uiPriority="62"/>
+    <w:lsdException w:name="Medium Shading 1 Accent 2" w:uiPriority="63"/>
+    <w:lsdException w:name="Medium Shading 2 Accent 2" w:uiPriority="64"/>
+    <w:lsdException w:name="Medium List 1 Accent 2" w:uiPriority="65"/>
+    <w:lsdException w:name="Medium List 2 Accent 2" w:uiPriority="66"/>
+    <w:lsdException w:name="Medium Grid 1 Accent 2" w:uiPriority="67"/>
+    <w:lsdException w:name="Medium Grid 2 Accent 2" w:uiPriority="68"/>
+    <w:lsdException w:name="Medium Grid 3 Accent 2" w:uiPriority="69"/>
+    <w:lsdException w:name="Dark List Accent 2" w:uiPriority="70"/>
+    <w:lsdException w:name="Colorful Shading Accent 2" w:uiPriority="71"/>
+    <w:lsdException w:name="Colorful List Accent 2" w:uiPriority="72"/>
+    <w:lsdException w:name="Colorful Grid Accent 2" w:uiPriority="73"/>
+    <w:lsdException w:name="Light Shading Accent 3" w:uiPriority="60"/>
+    <w:lsdException w:name="Light List Accent 3" w:uiPriority="61"/>
+    <w:lsdException w:name="Light Grid Accent 3" w:uiPriority="62"/>
+    <w:lsdException w:name="Medium Shading 1 Accent 3" w:uiPriority="63"/>
+    <w:lsdException w:name="Medium Shading 2 Accent 3" w:uiPriority="64"/>
+    <w:lsdException w:name="Medium List 1 Accent 3" w:uiPriority="65"/>
+    <w:lsdException w:name="Medium List 2 Accent 3" w:uiPriority="66"/>
+    <w:lsdException w:name="Medium Grid 1 Accent 3" w:uiPriority="67"/>
+    <w:lsdException w:name="Medium Grid 2 Accent 3" w:uiPriority="68"/>
+    <w:lsdException w:name="Medium Grid 3 Accent 3" w:uiPriority="69"/>
+    <w:lsdException w:name="Dark List Accent 3" w:uiPriority="70"/>
+    <w:lsdException w:name="Colorful Shading Accent 3" w:uiPriority="71"/>
+    <w:lsdException w:name="Colorful List Accent 3" w:uiPriority="72"/>
+    <w:lsdException w:name="Colorful Grid Accent 3" w:uiPriority="73"/>
+    <w:lsdException w:name="Light Shading Accent 4" w:uiPriority="60"/>
+    <w:lsdException w:name="Light List Accent 4" w:uiPriority="61"/>
+    <w:lsdException w:name="Light Grid Accent 4" w:uiPriority="62"/>
+    <w:lsdException w:name="Medium Shading 1 Accent 4" w:uiPriority="63"/>
+    <w:lsdException w:name="Medium Shading 2 Accent 4" w:uiPriority="64"/>
+    <w:lsdException w:name="Medium List 1 Accent 4" w:uiPriority="65"/>
+    <w:lsdException w:name="Medium List 2 Accent 4" w:uiPriority="66"/>
+    <w:lsdException w:name="Medium Grid 1 Accent 4" w:uiPriority="67"/>
+    <w:lsdException w:name="Medium Grid 2 Accent 4" w:uiPriority="68"/>
+    <w:lsdException w:name="Medium Grid 3 Accent 4" w:uiPriority="69"/>
+    <w:lsdException w:name="Dark List Accent 4" w:uiPriority="70"/>
+    <w:lsdException w:name="Colorful Shading Accent 4" w:uiPriority="71"/>
+    <w:lsdException w:name="Colorful List Accent 4" w:uiPriority="72"/>
+    <w:lsdException w:name="Colorful Grid Accent 4" w:uiPriority="73"/>
+    <w:lsdException w:name="Light Shading Accent 5" w:uiPriority="60"/>
+    <w:lsdException w:name="Light List Accent 5" w:uiPriority="61"/>
+    <w:lsdException w:name="Light Grid Accent 5" w:uiPriority="62"/>
+    <w:lsdException w:name="Medium Shading 1 Accent 5" w:uiPriority="63"/>
+    <w:lsdException w:name="Medium Shading 2 Accent 5" w:uiPriority="64"/>
+    <w:lsdException w:name="Medium List 1 Accent 5" w:uiPriority="65"/>
+    <w:lsdException w:name="Medium List 2 Accent 5" w:uiPriority="66"/>
+    <w:lsdException w:name="Medium Grid 1 Accent 5" w:uiPriority="67"/>
+    <w:lsdException w:name="Medium Grid 2 Accent 5" w:uiPriority="68"/>
+    <w:lsdException w:name="Medium Grid 3 Accent 5" w:uiPriority="69"/>
+    <w:lsdException w:name="Dark List Accent 5" w:uiPriority="70"/>
+    <w:lsdException w:name="Colorful Shading Accent 5" w:uiPriority="71"/>
+    <w:lsdException w:name="Colorful List Accent 5" w:uiPriority="72"/>
+    <w:lsdException w:name="Colorful Grid Accent 5" w:uiPriority="73"/>
+    <w:lsdException w:name="Light Shading Accent 6" w:uiPriority="60"/>
+    <w:lsdException w:name="Light List Accent 6" w:uiPriority="61"/>
+    <w:lsdException w:name="Light Grid Accent 6" w:uiPriority="62"/>
+    <w:lsdException w:name="Medium Shading 1 Accent 6" w:uiPriority="63"/>
+    <w:lsdException w:name="Medium Shading 2 Accent 6" w:uiPriority="64"/>
+    <w:lsdException w:name="Medium List 1 Accent 6" w:uiPriority="65"/>
+    <w:lsdException w:name="Medium List 2 Accent 6" w:uiPriority="66"/>
+    <w:lsdException w:name="Medium Grid 1 Accent 6" w:uiPriority="67"/>
+    <w:lsdException w:name="Medium Grid 2 Accent 6" w:uiPriority="68"/>
+    <w:lsdException w:name="Medium Grid 3 Accent 6" w:uiPriority="69"/>
+    <w:lsdException w:name="Dark List Accent 6" w:uiPriority="70"/>
+    <w:lsdException w:name="Colorful Shading Accent 6" w:uiPriority="71"/>
+    <w:lsdException w:name="Colorful List Accent 6" w:uiPriority="72"/>
+    <w:lsdException w:name="Colorful Grid Accent 6" w:uiPriority="73"/>
+    <w:lsdException w:name="Subtle Emphasis" w:uiPriority="19" w:qFormat="1"/>
+    <w:lsdException w:name="Intense Emphasis" w:uiPriority="21" w:qFormat="1"/>
+    <w:lsdException w:name="Subtle Reference" w:uiPriority="31" w:qFormat="1"/>
+    <w:lsdException w:name="Intense Reference" w:uiPriority="32" w:qFormat="1"/>
+    <w:lsdException w:name="Book Title" w:uiPriority="33" w:qFormat="1"/>
+    <w:lsdException w:name="Bibliography" w:semiHidden="1" w:uiPriority="37" w:unhideWhenUsed="1"/>
+    <w:lsdException w:name="TOC Heading" w:semiHidden="1" w:uiPriority="39" w:unhideWhenUsed="1" w:qFormat="1"/>
+    <w:lsdException w:name="Plain Table 1" w:uiPriority="41"/>
+    <w:lsdException w:name="Plain Table 2" w:uiPriority="42"/>
+    <w:lsdException w:name="Plain Table 3" w:uiPriority="43"/>
+    <w:lsdException w:name="Plain Table 4" w:uiPriority="44"/>
+    <w:lsdException w:name="Plain Table 5" w:uiPriority="45"/>
+    <w:lsdException w:name="Grid Table Light" w:uiPriority="40"/>
+    <w:lsdException w:name="Grid Table 1 Light" w:uiPriority="46"/>
+    <w:lsdException w:name="Grid Table 2" w:uiPriority="47"/>
+    <w:lsdException w:name="Grid Table 3" w:uiPriority="48"/>
+    <w:lsdException w:name="Grid Table 4" w:uiPriority="49"/>
+    <w:lsdException w:name="Grid Table 5 Dark" w:uiPriority="50"/>
+    <w:lsdException w:name="Grid Table 6 Colorful" w:uiPriority="51"/>
+    <w:lsdException w:name="Grid Table 7 Colorful" w:uiPriority="52"/>
+    <w:lsdException w:name="Grid Table 1 Light Accent 1" w:uiPriority="46"/>
+    <w:lsdException w:name="Grid Table 2 Accent 1" w:uiPriority="47"/>
+    <w:lsdException w:name="Grid Table 3 Accent 1" w:uiPriority="48"/>
+    <w:lsdException w:name="Grid Table 4 Accent 1" w:uiPriority="49"/>
+    <w:lsdException w:name="Grid Table 5 Dark Accent 1" w:uiPriority="50"/>
+    <w:lsdException w:name="Grid Table 6 Colorful Accent 1" w:uiPriority="51"/>
+    <w:lsdException w:name="Grid Table 7 Colorful Accent 1" w:uiPriority="52"/>
+    <w:lsdException w:name="Grid Table 1 Light Accent 2" w:uiPriority="46"/>
+    <w:lsdException w:name="Grid Table 2 Accent 2" w:uiPriority="47"/>
+    <w:lsdException w:name="Grid Table 3 Accent 2" w:uiPriority="48"/>
+    <w:lsdException w:name="Grid Table 4 Accent 2" w:uiPriority="49"/>
+    <w:lsdException w:name="Grid Table 5 Dark Accent 2" w:uiPriority="50"/>
+    <w:lsdException w:name="Grid Table 6 Colorful Accent 2" w:uiPriority="51"/>
+    <w:lsdException w:name="Grid Table 7 Colorful Accent 2" w:uiPriority="52"/>
+    <w:lsdException w:name="Grid Table 1 Light Accent 3" w:uiPriority="46"/>
+    <w:lsdException w:name="Grid Table 2 Accent 3" w:uiPriority="47"/>
+    <w:lsdException w:name="Grid Table 3 Accent 3" w:uiPriority="48"/>
+    <w:lsdException w:name="Grid Table 4 Accent 3" w:uiPriority="49"/>
+    <w:lsdException w:name="Grid Table 5 Dark Accent 3" w:uiPriority="50"/>
+    <w:lsdException w:name="Grid Table 6 Colorful Accent 3" w:uiPriority="51"/>
+    <w:lsdException w:name="Grid Table 7 Colorful Accent 3" w:uiPriority="52"/>
+    <w:lsdException w:name="Grid Table 1 Light Accent 4" w:uiPriority="46"/>
+    <w:lsdException w:name="Grid Table 2 Accent 4" w:uiPriority="47"/>
+    <w:lsdException w:name="Grid Table 3 Accent 4" w:uiPriority="48"/>
+    <w:lsdException w:name="Grid Table 4 Accent 4" w:uiPriority="49"/>
+    <w:lsdException w:name="Grid Table 5 Dark Accent 4" w:uiPriority="50"/>
+    <w:lsdException w:name="Grid Table 6 Colorful Accent 4" w:uiPriority="51"/>
+    <w:lsdException w:name="Grid Table 7 Colorful Accent 4" w:uiPriority="52"/>
+    <w:lsdException w:name="Grid Table 1 Light Accent 5" w:uiPriority="46"/>
+    <w:lsdException w:name="Grid Table 2 Accent 5" w:uiPriority="47"/>
+    <w:lsdException w:name="Grid Table 3 Accent 5" w:uiPriority="48"/>
+    <w:lsdException w:name="Grid Table 4 Accent 5" w:uiPriority="49"/>
+    <w:lsdException w:name="Grid Table 5 Dark Accent 5" w:uiPriority="50"/>
+    <w:lsdException w:name="Grid Table 6 Colorful Accent 5" w:uiPriority="51"/>
+    <w:lsdException w:name="Grid Table 7 Colorful Accent 5" w:uiPriority="52"/>
+    <w:lsdException w:name="Grid Table 1 Light Accent 6" w:uiPriority="46"/>
+    <w:lsdException w:name="Grid Table 2 Accent 6" w:uiPriority="47"/>
+    <w:lsdException w:name="Grid Table 3 Accent 6" w:uiPriority="48"/>
+    <w:lsdException w:name="Grid Table 4 Accent 6" w:uiPriority="49"/>
+    <w:lsdException w:name="Grid Table 5 Dark Accent 6" w:uiPriority="50"/>
+    <w:lsdException w:name="Grid Table 6 Colorful Accent 6" w:uiPriority="51"/>
+    <w:lsdException w:name="Grid Table 7 Colorful Accent 6" w:uiPriority="52"/>
+    <w:lsdException w:name="List Table 1 Light" w:uiPriority="46"/>
+    <w:lsdException w:name="List Table 2" w:uiPriority="47"/>
+    <w:lsdException w:name="List Table 3" w:uiPriority="48"/>
+    <w:lsdException w:name="List Table 4" w:uiPriority="49"/>
+    <w:lsdException w:name="List Table 5 Dark" w:uiPriority="50"/>
+    <w:lsdException w:name="List Table 6 Colorful" w:uiPriority="51"/>
+    <w:lsdException w:name="List Table 7 Colorful" w:uiPriority="52"/>
+    <w:lsdException w:name="List Table 1 Light Accent 1" w:uiPriority="46"/>
+    <w:lsdException w:name="List Table 2 Accent 1" w:uiPriority="47"/>
+    <w:lsdException w:name="List Table 3 Accent 1" w:uiPriority="48"/>
+    <w:lsdException w:name="List Table 4 Accent 1" w:uiPriority="49"/>
+    <w:lsdException w:name="List Table 5 Dark Accent 1" w:uiPriority="50"/>
+    <w:lsdException w:name="List Table 6 Colorful Accent 1" w:uiPriority="51"/>
+    <w:lsdException w:name="List Table 7 Colorful Accent 1" w:uiPriority="52"/>
+    <w:lsdException w:name="List Table 1 Light Accent 2" w:uiPriority="46"/>
+    <w:lsdException w:name="List Table 2 Accent 2" w:uiPriority="47"/>
+    <w:lsdException w:name="List Table 3 Accent 2" w:uiPriority="48"/>
+    <w:lsdException w:name="List Table 4 Accent 2" w:uiPriority="49"/>
+    <w:lsdException w:name="List Table 5 Dark Accent 2" w:uiPriority="50"/>
+    <w:lsdException w:name="List Table 6 Colorful Accent 2" w:uiPriority="51"/>
+    <w:lsdException w:name="List Table 7 Colorful Accent 2" w:uiPriority="52"/>
+    <w:lsdException w:name="List Table 1 Light Accent 3" w:uiPriority="46"/>
+    <w:lsdException w:name="List Table 2 Accent 3" w:uiPriority="47"/>
+    <w:lsdException w:name="List Table 3 Accent 3" w:uiPriority="48"/>
+    <w:lsdException w:name="List Table 4 Accent 3" w:uiPriority="49"/>
+    <w:lsdException w:name="List Table 5 Dark Accent 3" w:uiPriority="50"/>
+    <w:lsdException w:name="List Table 6 Colorful Accent 3" w:uiPriority="51"/>
+    <w:lsdException w:name="List Table 7 Colorful Accent 3" w:uiPriority="52"/>
+    <w:lsdException w:name="List Table 1 Light Accent 4" w:uiPriority="46"/>
+    <w:lsdException w:name="List Table 2 Accent 4" w:uiPriority="47"/>
+    <w:lsdException w:name="List Table 3 Accent 4" w:uiPriority="48"/>
+    <w:lsdException w:name="List Table 4 Accent 4" w:uiPriority="49"/>
+    <w:lsdException w:name="List Table 5 Dark Accent 4" w:uiPriority="50"/>
+    <w:lsdException w:name="List Table 6 Colorful Accent 4" w:uiPriority="51"/>
+    <w:lsdException w:name="List Table 7 Colorful Accent 4" w:uiPriority="52"/>
+    <w:lsdException w:name="List Table 1 Light Accent 5" w:uiPriority="46"/>
+    <w:lsdException w:name="List Table 2 Accent 5" w:uiPriority="47"/>
+    <w:lsdException w:name="List Table 3 Accent 5" w:uiPriority="48"/>
+    <w:lsdException w:name="List Table 4 Accent 5" w:uiPriority="49"/>
+    <w:lsdException w:name="List Table 5 Dark Accent 5" w:uiPriority="50"/>
+    <w:lsdException w:name="List Table 6 Colorful Accent 5" w:uiPriority="51"/>
+    <w:lsdException w:name="List Table 7 Colorful Accent 5" w:uiPriority="52"/>
+    <w:lsdException w:name="List Table 1 Light Accent 6" w:uiPriority="46"/>
+    <w:lsdException w:name="List Table 2 Accent 6" w:uiPriority="47"/>
+    <w:lsdException w:name="List Table 3 Accent 6" w:uiPriority="48"/>
+    <w:lsdException w:name="List Table 4 Accent 6" w:uiPriority="49"/>
+    <w:lsdException w:name="List Table 5 Dark Accent 6" w:uiPriority="50"/>
+    <w:lsdException w:name="List Table 6 Colorful Accent 6" w:uiPriority="51"/>
+    <w:lsdException w:name="List Table 7 Colorful Accent 6" w:uiPriority="52"/>
+    <w:lsdException w:name="Mention" w:semiHidden="1" w:unhideWhenUsed="1"/>
+    <w:lsdException w:name="Smart Hyperlink" w:semiHidden="1" w:unhideWhenUsed="1"/>
+    <w:lsdException w:name="Hashtag" w:semiHidden="1" w:unhideWhenUsed="1"/>
+    <w:lsdException w:name="Unresolved Mention" w:semiHidden="1" w:unhideWhenUsed="1"/>
+    <w:lsdException w:name="Smart Link" w:semiHidden="1" w:unhideWhenUsed="1"/>
   </w:latentStyles>
-  <w:style w:type="paragraph" w:default="1" w:styleId="a">
+  <w:style w:type="paragraph" w:default="1" w:styleId="Normal">
     <w:name w:val="Normal"/>
     <w:qFormat/>
     <w:rsid w:val="00BB04A8"/>
@@ -14884,11 +15174,11 @@
       <w:lang w:eastAsia="ru-RU"/>
     </w:rPr>
   </w:style>
-  <w:style w:type="paragraph" w:styleId="1">
+  <w:style w:type="paragraph" w:styleId="Heading1">
     <w:name w:val="heading 1"/>
-    <w:basedOn w:val="a"/>
-    <w:next w:val="a"/>
-    <w:link w:val="10"/>
+    <w:basedOn w:val="Normal"/>
+    <w:next w:val="Normal"/>
+    <w:link w:val="Heading1Char"/>
     <w:qFormat/>
     <w:rsid w:val="00BB04A8"/>
     <w:pPr>
@@ -14899,11 +15189,11 @@
       <w:u w:val="single"/>
     </w:rPr>
   </w:style>
-  <w:style w:type="paragraph" w:styleId="3">
+  <w:style w:type="paragraph" w:styleId="Heading3">
     <w:name w:val="heading 3"/>
-    <w:basedOn w:val="a"/>
-    <w:next w:val="a"/>
-    <w:link w:val="30"/>
+    <w:basedOn w:val="Normal"/>
+    <w:next w:val="Normal"/>
+    <w:link w:val="Heading3Char"/>
     <w:qFormat/>
     <w:rsid w:val="00BB04A8"/>
     <w:pPr>
@@ -14918,11 +15208,11 @@
       <w:sz w:val="72"/>
     </w:rPr>
   </w:style>
-  <w:style w:type="paragraph" w:styleId="4">
+  <w:style w:type="paragraph" w:styleId="Heading4">
     <w:name w:val="heading 4"/>
-    <w:basedOn w:val="a"/>
-    <w:next w:val="a"/>
-    <w:link w:val="40"/>
+    <w:basedOn w:val="Normal"/>
+    <w:next w:val="Normal"/>
+    <w:link w:val="Heading4Char"/>
     <w:qFormat/>
     <w:rsid w:val="00BB04A8"/>
     <w:pPr>
@@ -14937,11 +15227,11 @@
       <w:sz w:val="32"/>
     </w:rPr>
   </w:style>
-  <w:style w:type="paragraph" w:styleId="5">
+  <w:style w:type="paragraph" w:styleId="Heading5">
     <w:name w:val="heading 5"/>
-    <w:basedOn w:val="a"/>
-    <w:next w:val="a"/>
-    <w:link w:val="50"/>
+    <w:basedOn w:val="Normal"/>
+    <w:next w:val="Normal"/>
+    <w:link w:val="Heading5Char"/>
     <w:qFormat/>
     <w:rsid w:val="00BB04A8"/>
     <w:pPr>
@@ -14956,18 +15246,17 @@
       <w:sz w:val="28"/>
     </w:rPr>
   </w:style>
-  <w:style w:type="character" w:default="1" w:styleId="a0">
+  <w:style w:type="character" w:default="1" w:styleId="DefaultParagraphFont">
     <w:name w:val="Default Paragraph Font"/>
     <w:uiPriority w:val="1"/>
     <w:semiHidden/>
     <w:unhideWhenUsed/>
   </w:style>
-  <w:style w:type="table" w:default="1" w:styleId="a1">
+  <w:style w:type="table" w:default="1" w:styleId="TableNormal">
     <w:name w:val="Normal Table"/>
     <w:uiPriority w:val="99"/>
     <w:semiHidden/>
     <w:unhideWhenUsed/>
-    <w:qFormat/>
     <w:tblPr>
       <w:tblInd w:w="0" w:type="dxa"/>
       <w:tblCellMar>
@@ -14978,16 +15267,16 @@
       </w:tblCellMar>
     </w:tblPr>
   </w:style>
-  <w:style w:type="numbering" w:default="1" w:styleId="a2">
+  <w:style w:type="numbering" w:default="1" w:styleId="NoList">
     <w:name w:val="No List"/>
     <w:uiPriority w:val="99"/>
     <w:semiHidden/>
     <w:unhideWhenUsed/>
   </w:style>
-  <w:style w:type="character" w:customStyle="1" w:styleId="10">
-    <w:name w:val="Заголовок 1 Знак"/>
-    <w:basedOn w:val="a0"/>
-    <w:link w:val="1"/>
+  <w:style w:type="character" w:customStyle="1" w:styleId="Heading1Char">
+    <w:name w:val="Heading 1 Char"/>
+    <w:basedOn w:val="DefaultParagraphFont"/>
+    <w:link w:val="Heading1"/>
     <w:rsid w:val="00BB04A8"/>
     <w:rPr>
       <w:rFonts w:ascii="Times New Roman" w:eastAsia="Times New Roman" w:hAnsi="Times New Roman" w:cs="Times New Roman"/>
@@ -14997,10 +15286,10 @@
       <w:lang w:eastAsia="ru-RU"/>
     </w:rPr>
   </w:style>
-  <w:style w:type="character" w:customStyle="1" w:styleId="30">
-    <w:name w:val="Заголовок 3 Знак"/>
-    <w:basedOn w:val="a0"/>
-    <w:link w:val="3"/>
+  <w:style w:type="character" w:customStyle="1" w:styleId="Heading3Char">
+    <w:name w:val="Heading 3 Char"/>
+    <w:basedOn w:val="DefaultParagraphFont"/>
+    <w:link w:val="Heading3"/>
     <w:rsid w:val="00BB04A8"/>
     <w:rPr>
       <w:rFonts w:ascii="Times New Roman" w:eastAsia="Times New Roman" w:hAnsi="Times New Roman" w:cs="Times New Roman"/>
@@ -15011,10 +15300,10 @@
       <w:lang w:eastAsia="ru-RU"/>
     </w:rPr>
   </w:style>
-  <w:style w:type="character" w:customStyle="1" w:styleId="40">
-    <w:name w:val="Заголовок 4 Знак"/>
-    <w:basedOn w:val="a0"/>
-    <w:link w:val="4"/>
+  <w:style w:type="character" w:customStyle="1" w:styleId="Heading4Char">
+    <w:name w:val="Heading 4 Char"/>
+    <w:basedOn w:val="DefaultParagraphFont"/>
+    <w:link w:val="Heading4"/>
     <w:rsid w:val="00BB04A8"/>
     <w:rPr>
       <w:rFonts w:ascii="Times New Roman" w:eastAsia="Times New Roman" w:hAnsi="Times New Roman" w:cs="Times New Roman"/>
@@ -15025,10 +15314,10 @@
       <w:lang w:eastAsia="ru-RU"/>
     </w:rPr>
   </w:style>
-  <w:style w:type="character" w:customStyle="1" w:styleId="50">
-    <w:name w:val="Заголовок 5 Знак"/>
-    <w:basedOn w:val="a0"/>
-    <w:link w:val="5"/>
+  <w:style w:type="character" w:customStyle="1" w:styleId="Heading5Char">
+    <w:name w:val="Heading 5 Char"/>
+    <w:basedOn w:val="DefaultParagraphFont"/>
+    <w:link w:val="Heading5"/>
     <w:rsid w:val="00BB04A8"/>
     <w:rPr>
       <w:rFonts w:ascii="Times New Roman" w:eastAsia="Times New Roman" w:hAnsi="Times New Roman" w:cs="Times New Roman"/>
@@ -15039,10 +15328,10 @@
       <w:lang w:eastAsia="ru-RU"/>
     </w:rPr>
   </w:style>
-  <w:style w:type="paragraph" w:styleId="a3">
+  <w:style w:type="paragraph" w:styleId="Footer">
     <w:name w:val="footer"/>
-    <w:basedOn w:val="a"/>
-    <w:link w:val="a4"/>
+    <w:basedOn w:val="Normal"/>
+    <w:link w:val="FooterChar"/>
     <w:uiPriority w:val="99"/>
     <w:rsid w:val="00BB04A8"/>
     <w:pPr>
@@ -15052,10 +15341,10 @@
       </w:tabs>
     </w:pPr>
   </w:style>
-  <w:style w:type="character" w:customStyle="1" w:styleId="a4">
-    <w:name w:val="Нижний колонтитул Знак"/>
-    <w:basedOn w:val="a0"/>
-    <w:link w:val="a3"/>
+  <w:style w:type="character" w:customStyle="1" w:styleId="FooterChar">
+    <w:name w:val="Footer Char"/>
+    <w:basedOn w:val="DefaultParagraphFont"/>
+    <w:link w:val="Footer"/>
     <w:uiPriority w:val="99"/>
     <w:rsid w:val="00BB04A8"/>
     <w:rPr>
@@ -15065,15 +15354,15 @@
       <w:lang w:eastAsia="ru-RU"/>
     </w:rPr>
   </w:style>
-  <w:style w:type="character" w:styleId="a5">
+  <w:style w:type="character" w:styleId="PageNumber">
     <w:name w:val="page number"/>
-    <w:basedOn w:val="a0"/>
+    <w:basedOn w:val="DefaultParagraphFont"/>
     <w:rsid w:val="00BB04A8"/>
   </w:style>
-  <w:style w:type="paragraph" w:styleId="2">
+  <w:style w:type="paragraph" w:styleId="BodyText2">
     <w:name w:val="Body Text 2"/>
-    <w:basedOn w:val="a"/>
-    <w:link w:val="20"/>
+    <w:basedOn w:val="Normal"/>
+    <w:link w:val="BodyText2Char"/>
     <w:rsid w:val="00BB04A8"/>
     <w:pPr>
       <w:spacing w:line="360" w:lineRule="auto"/>
@@ -15084,10 +15373,10 @@
       <w:bCs/>
     </w:rPr>
   </w:style>
-  <w:style w:type="character" w:customStyle="1" w:styleId="20">
-    <w:name w:val="Основной текст 2 Знак"/>
-    <w:basedOn w:val="a0"/>
-    <w:link w:val="2"/>
+  <w:style w:type="character" w:customStyle="1" w:styleId="BodyText2Char">
+    <w:name w:val="Body Text 2 Char"/>
+    <w:basedOn w:val="DefaultParagraphFont"/>
+    <w:link w:val="BodyText2"/>
     <w:rsid w:val="00BB04A8"/>
     <w:rPr>
       <w:rFonts w:ascii="Times New Roman" w:eastAsia="Times New Roman" w:hAnsi="Times New Roman" w:cs="Times New Roman"/>
@@ -15098,10 +15387,10 @@
       <w:lang w:eastAsia="ru-RU"/>
     </w:rPr>
   </w:style>
-  <w:style w:type="paragraph" w:styleId="a6">
+  <w:style w:type="paragraph" w:styleId="BalloonText">
     <w:name w:val="Balloon Text"/>
-    <w:basedOn w:val="a"/>
-    <w:link w:val="a7"/>
+    <w:basedOn w:val="Normal"/>
+    <w:link w:val="BalloonTextChar"/>
     <w:uiPriority w:val="99"/>
     <w:semiHidden/>
     <w:unhideWhenUsed/>
@@ -15112,10 +15401,10 @@
       <w:szCs w:val="16"/>
     </w:rPr>
   </w:style>
-  <w:style w:type="character" w:customStyle="1" w:styleId="a7">
-    <w:name w:val="Текст выноски Знак"/>
-    <w:basedOn w:val="a0"/>
-    <w:link w:val="a6"/>
+  <w:style w:type="character" w:customStyle="1" w:styleId="BalloonTextChar">
+    <w:name w:val="Balloon Text Char"/>
+    <w:basedOn w:val="DefaultParagraphFont"/>
+    <w:link w:val="BalloonText"/>
     <w:uiPriority w:val="99"/>
     <w:semiHidden/>
     <w:rsid w:val="00BB04A8"/>
@@ -15126,9 +15415,9 @@
       <w:lang w:eastAsia="ru-RU"/>
     </w:rPr>
   </w:style>
-  <w:style w:type="character" w:styleId="a8">
+  <w:style w:type="character" w:styleId="PlaceholderText">
     <w:name w:val="Placeholder Text"/>
-    <w:basedOn w:val="a0"/>
+    <w:basedOn w:val="DefaultParagraphFont"/>
     <w:uiPriority w:val="99"/>
     <w:semiHidden/>
     <w:rsid w:val="008B15DD"/>
@@ -15136,9 +15425,9 @@
       <w:color w:val="808080"/>
     </w:rPr>
   </w:style>
-  <w:style w:type="paragraph" w:styleId="a9">
+  <w:style w:type="paragraph" w:styleId="ListParagraph">
     <w:name w:val="List Paragraph"/>
-    <w:basedOn w:val="a"/>
+    <w:basedOn w:val="Normal"/>
     <w:uiPriority w:val="34"/>
     <w:qFormat/>
     <w:rsid w:val="00F833BF"/>
@@ -15147,10 +15436,10 @@
       <w:contextualSpacing/>
     </w:pPr>
   </w:style>
-  <w:style w:type="paragraph" w:styleId="aa">
+  <w:style w:type="paragraph" w:styleId="Header">
     <w:name w:val="header"/>
-    <w:basedOn w:val="a"/>
-    <w:link w:val="ab"/>
+    <w:basedOn w:val="Normal"/>
+    <w:link w:val="HeaderChar"/>
     <w:uiPriority w:val="99"/>
     <w:semiHidden/>
     <w:unhideWhenUsed/>
@@ -15162,10 +15451,10 @@
       </w:tabs>
     </w:pPr>
   </w:style>
-  <w:style w:type="character" w:customStyle="1" w:styleId="ab">
-    <w:name w:val="Верхний колонтитул Знак"/>
-    <w:basedOn w:val="a0"/>
-    <w:link w:val="aa"/>
+  <w:style w:type="character" w:customStyle="1" w:styleId="HeaderChar">
+    <w:name w:val="Header Char"/>
+    <w:basedOn w:val="DefaultParagraphFont"/>
+    <w:link w:val="Header"/>
     <w:uiPriority w:val="99"/>
     <w:semiHidden/>
     <w:rsid w:val="00D7262A"/>
